--- a/6-过程管理/运行记录类文件/060204-盐都区新能源汽车充电站建设项目-容量管理计划.docx
+++ b/6-过程管理/运行记录类文件/060204-盐都区新能源汽车充电站建设项目-容量管理计划.docx
@@ -72,7 +72,7 @@
           <w:lang w:val="en-US" w:eastAsia="zh-CN"/>
         </w:rPr>
       </w:pPr>
-      <w:bookmarkStart w:id="1" w:name="_Toc14435"/>
+      <w:bookmarkStart w:id="1" w:name="_Toc17794"/>
       <w:r>
         <w:rPr>
           <w:rFonts w:hint="eastAsia"/>
@@ -104,7 +104,7 @@
           <w:lang w:val="en-US" w:eastAsia="zh-CN"/>
         </w:rPr>
       </w:pPr>
-      <w:bookmarkStart w:id="2" w:name="_Toc9624"/>
+      <w:bookmarkStart w:id="2" w:name="_Toc5110"/>
       <w:r>
         <w:rPr>
           <w:rFonts w:hint="eastAsia"/>
@@ -133,7 +133,7 @@
         <w:textAlignment w:val="baseline"/>
       </w:pPr>
       <w:bookmarkStart w:id="3" w:name="_Toc17781"/>
-      <w:bookmarkStart w:id="4" w:name="_Toc24186"/>
+      <w:bookmarkStart w:id="4" w:name="_Toc26286"/>
       <w:r>
         <w:t>中达丰集团有限公司</w:t>
       </w:r>
@@ -297,7 +297,7 @@
         </w:rPr>
       </w:pPr>
       <w:bookmarkStart w:id="5" w:name="_Toc16271"/>
-      <w:bookmarkStart w:id="6" w:name="_Toc10882"/>
+      <w:bookmarkStart w:id="6" w:name="_Toc23163"/>
       <w:r>
         <w:rPr>
           <w:rFonts w:ascii="宋体" w:hAnsi="宋体" w:eastAsia="宋体" w:cs="宋体"/>
@@ -450,19 +450,11 @@
             </w:r>
             <w:r>
               <w:rPr>
-                <w:rFonts w:hint="eastAsia" w:eastAsia="宋体"/>
-                <w:spacing w:val="-1"/>
-                <w:lang w:val="en-US" w:eastAsia="zh-CN"/>
-              </w:rPr>
-              <w:t>GCKJSJ</w:t>
-            </w:r>
-            <w:r>
-              <w:rPr>
                 <w:rFonts w:hint="eastAsia"/>
                 <w:spacing w:val="-1"/>
                 <w:lang w:val="en-US" w:eastAsia="zh-CN"/>
               </w:rPr>
-              <w:t>T</w:t>
+              <w:t>RLGLJH</w:t>
             </w:r>
             <w:r>
               <w:rPr>
@@ -1697,7 +1689,7 @@
             <w:fldChar w:fldCharType="begin"/>
           </w:r>
           <w:r>
-            <w:instrText xml:space="preserve"> HYPERLINK \l _Toc14435 </w:instrText>
+            <w:instrText xml:space="preserve"> HYPERLINK \l _Toc17794 </w:instrText>
           </w:r>
           <w:r>
             <w:fldChar w:fldCharType="separate"/>
@@ -1716,7 +1708,7 @@
             <w:fldChar w:fldCharType="begin"/>
           </w:r>
           <w:r>
-            <w:instrText xml:space="preserve"> PAGEREF _Toc14435 \h </w:instrText>
+            <w:instrText xml:space="preserve"> PAGEREF _Toc17794 \h </w:instrText>
           </w:r>
           <w:r>
             <w:fldChar w:fldCharType="separate"/>
@@ -1742,7 +1734,7 @@
             <w:fldChar w:fldCharType="begin"/>
           </w:r>
           <w:r>
-            <w:instrText xml:space="preserve"> HYPERLINK \l _Toc9624 </w:instrText>
+            <w:instrText xml:space="preserve"> HYPERLINK \l _Toc5110 </w:instrText>
           </w:r>
           <w:r>
             <w:fldChar w:fldCharType="separate"/>
@@ -1761,7 +1753,7 @@
             <w:fldChar w:fldCharType="begin"/>
           </w:r>
           <w:r>
-            <w:instrText xml:space="preserve"> PAGEREF _Toc9624 \h </w:instrText>
+            <w:instrText xml:space="preserve"> PAGEREF _Toc5110 \h </w:instrText>
           </w:r>
           <w:r>
             <w:fldChar w:fldCharType="separate"/>
@@ -1787,7 +1779,7 @@
             <w:fldChar w:fldCharType="begin"/>
           </w:r>
           <w:r>
-            <w:instrText xml:space="preserve"> HYPERLINK \l _Toc24186 </w:instrText>
+            <w:instrText xml:space="preserve"> HYPERLINK \l _Toc26286 </w:instrText>
           </w:r>
           <w:r>
             <w:fldChar w:fldCharType="separate"/>
@@ -1802,7 +1794,7 @@
             <w:fldChar w:fldCharType="begin"/>
           </w:r>
           <w:r>
-            <w:instrText xml:space="preserve"> PAGEREF _Toc24186 \h </w:instrText>
+            <w:instrText xml:space="preserve"> PAGEREF _Toc26286 \h </w:instrText>
           </w:r>
           <w:r>
             <w:fldChar w:fldCharType="separate"/>
@@ -1828,7 +1820,7 @@
             <w:fldChar w:fldCharType="begin"/>
           </w:r>
           <w:r>
-            <w:instrText xml:space="preserve"> HYPERLINK \l _Toc10882 </w:instrText>
+            <w:instrText xml:space="preserve"> HYPERLINK \l _Toc23163 </w:instrText>
           </w:r>
           <w:r>
             <w:fldChar w:fldCharType="separate"/>
@@ -1848,7 +1840,7 @@
             <w:fldChar w:fldCharType="begin"/>
           </w:r>
           <w:r>
-            <w:instrText xml:space="preserve"> PAGEREF _Toc10882 \h </w:instrText>
+            <w:instrText xml:space="preserve"> PAGEREF _Toc23163 \h </w:instrText>
           </w:r>
           <w:r>
             <w:fldChar w:fldCharType="separate"/>
@@ -1874,7 +1866,7 @@
             <w:fldChar w:fldCharType="begin"/>
           </w:r>
           <w:r>
-            <w:instrText xml:space="preserve"> HYPERLINK \l _Toc14796 </w:instrText>
+            <w:instrText xml:space="preserve"> HYPERLINK \l _Toc2214 </w:instrText>
           </w:r>
           <w:r>
             <w:fldChar w:fldCharType="separate"/>
@@ -1893,7 +1885,7 @@
             <w:fldChar w:fldCharType="begin"/>
           </w:r>
           <w:r>
-            <w:instrText xml:space="preserve"> PAGEREF _Toc14796 \h </w:instrText>
+            <w:instrText xml:space="preserve"> PAGEREF _Toc2214 \h </w:instrText>
           </w:r>
           <w:r>
             <w:fldChar w:fldCharType="separate"/>
@@ -1919,7 +1911,7 @@
             <w:fldChar w:fldCharType="begin"/>
           </w:r>
           <w:r>
-            <w:instrText xml:space="preserve"> HYPERLINK \l _Toc27511 </w:instrText>
+            <w:instrText xml:space="preserve"> HYPERLINK \l _Toc14622 </w:instrText>
           </w:r>
           <w:r>
             <w:fldChar w:fldCharType="separate"/>
@@ -1938,7 +1930,7 @@
             <w:fldChar w:fldCharType="begin"/>
           </w:r>
           <w:r>
-            <w:instrText xml:space="preserve"> PAGEREF _Toc27511 \h </w:instrText>
+            <w:instrText xml:space="preserve"> PAGEREF _Toc14622 \h </w:instrText>
           </w:r>
           <w:r>
             <w:fldChar w:fldCharType="separate"/>
@@ -1964,7 +1956,7 @@
             <w:fldChar w:fldCharType="begin"/>
           </w:r>
           <w:r>
-            <w:instrText xml:space="preserve"> HYPERLINK \l _Toc19152 </w:instrText>
+            <w:instrText xml:space="preserve"> HYPERLINK \l _Toc12217 </w:instrText>
           </w:r>
           <w:r>
             <w:fldChar w:fldCharType="separate"/>
@@ -1983,7 +1975,7 @@
             <w:fldChar w:fldCharType="begin"/>
           </w:r>
           <w:r>
-            <w:instrText xml:space="preserve"> PAGEREF _Toc19152 \h </w:instrText>
+            <w:instrText xml:space="preserve"> PAGEREF _Toc12217 \h </w:instrText>
           </w:r>
           <w:r>
             <w:fldChar w:fldCharType="separate"/>
@@ -2009,7 +2001,7 @@
             <w:fldChar w:fldCharType="begin"/>
           </w:r>
           <w:r>
-            <w:instrText xml:space="preserve"> HYPERLINK \l _Toc22252 </w:instrText>
+            <w:instrText xml:space="preserve"> HYPERLINK \l _Toc18702 </w:instrText>
           </w:r>
           <w:r>
             <w:fldChar w:fldCharType="separate"/>
@@ -2028,7 +2020,7 @@
             <w:fldChar w:fldCharType="begin"/>
           </w:r>
           <w:r>
-            <w:instrText xml:space="preserve"> PAGEREF _Toc22252 \h </w:instrText>
+            <w:instrText xml:space="preserve"> PAGEREF _Toc18702 \h </w:instrText>
           </w:r>
           <w:r>
             <w:fldChar w:fldCharType="separate"/>
@@ -2054,7 +2046,7 @@
             <w:fldChar w:fldCharType="begin"/>
           </w:r>
           <w:r>
-            <w:instrText xml:space="preserve"> HYPERLINK \l _Toc24209 </w:instrText>
+            <w:instrText xml:space="preserve"> HYPERLINK \l _Toc1552 </w:instrText>
           </w:r>
           <w:r>
             <w:fldChar w:fldCharType="separate"/>
@@ -2073,7 +2065,7 @@
             <w:fldChar w:fldCharType="begin"/>
           </w:r>
           <w:r>
-            <w:instrText xml:space="preserve"> PAGEREF _Toc24209 \h </w:instrText>
+            <w:instrText xml:space="preserve"> PAGEREF _Toc1552 \h </w:instrText>
           </w:r>
           <w:r>
             <w:fldChar w:fldCharType="separate"/>
@@ -2099,7 +2091,7 @@
             <w:fldChar w:fldCharType="begin"/>
           </w:r>
           <w:r>
-            <w:instrText xml:space="preserve"> HYPERLINK \l _Toc1129 </w:instrText>
+            <w:instrText xml:space="preserve"> HYPERLINK \l _Toc29369 </w:instrText>
           </w:r>
           <w:r>
             <w:fldChar w:fldCharType="separate"/>
@@ -2118,7 +2110,7 @@
             <w:fldChar w:fldCharType="begin"/>
           </w:r>
           <w:r>
-            <w:instrText xml:space="preserve"> PAGEREF _Toc1129 \h </w:instrText>
+            <w:instrText xml:space="preserve"> PAGEREF _Toc29369 \h </w:instrText>
           </w:r>
           <w:r>
             <w:fldChar w:fldCharType="separate"/>
@@ -2144,7 +2136,7 @@
             <w:fldChar w:fldCharType="begin"/>
           </w:r>
           <w:r>
-            <w:instrText xml:space="preserve"> HYPERLINK \l _Toc23163 </w:instrText>
+            <w:instrText xml:space="preserve"> HYPERLINK \l _Toc17821 </w:instrText>
           </w:r>
           <w:r>
             <w:fldChar w:fldCharType="separate"/>
@@ -2163,7 +2155,7 @@
             <w:fldChar w:fldCharType="begin"/>
           </w:r>
           <w:r>
-            <w:instrText xml:space="preserve"> PAGEREF _Toc23163 \h </w:instrText>
+            <w:instrText xml:space="preserve"> PAGEREF _Toc17821 \h </w:instrText>
           </w:r>
           <w:r>
             <w:fldChar w:fldCharType="separate"/>
@@ -2189,7 +2181,7 @@
             <w:fldChar w:fldCharType="begin"/>
           </w:r>
           <w:r>
-            <w:instrText xml:space="preserve"> HYPERLINK \l _Toc18339 </w:instrText>
+            <w:instrText xml:space="preserve"> HYPERLINK \l _Toc13956 </w:instrText>
           </w:r>
           <w:r>
             <w:fldChar w:fldCharType="separate"/>
@@ -2208,7 +2200,7 @@
             <w:fldChar w:fldCharType="begin"/>
           </w:r>
           <w:r>
-            <w:instrText xml:space="preserve"> PAGEREF _Toc18339 \h </w:instrText>
+            <w:instrText xml:space="preserve"> PAGEREF _Toc13956 \h </w:instrText>
           </w:r>
           <w:r>
             <w:fldChar w:fldCharType="separate"/>
@@ -2234,7 +2226,7 @@
             <w:fldChar w:fldCharType="begin"/>
           </w:r>
           <w:r>
-            <w:instrText xml:space="preserve"> HYPERLINK \l _Toc8069 </w:instrText>
+            <w:instrText xml:space="preserve"> HYPERLINK \l _Toc19080 </w:instrText>
           </w:r>
           <w:r>
             <w:fldChar w:fldCharType="separate"/>
@@ -2253,7 +2245,7 @@
             <w:fldChar w:fldCharType="begin"/>
           </w:r>
           <w:r>
-            <w:instrText xml:space="preserve"> PAGEREF _Toc8069 \h </w:instrText>
+            <w:instrText xml:space="preserve"> PAGEREF _Toc19080 \h </w:instrText>
           </w:r>
           <w:r>
             <w:fldChar w:fldCharType="separate"/>
@@ -2279,7 +2271,7 @@
             <w:fldChar w:fldCharType="begin"/>
           </w:r>
           <w:r>
-            <w:instrText xml:space="preserve"> HYPERLINK \l _Toc12671 </w:instrText>
+            <w:instrText xml:space="preserve"> HYPERLINK \l _Toc12287 </w:instrText>
           </w:r>
           <w:r>
             <w:fldChar w:fldCharType="separate"/>
@@ -2298,7 +2290,7 @@
             <w:fldChar w:fldCharType="begin"/>
           </w:r>
           <w:r>
-            <w:instrText xml:space="preserve"> PAGEREF _Toc12671 \h </w:instrText>
+            <w:instrText xml:space="preserve"> PAGEREF _Toc12287 \h </w:instrText>
           </w:r>
           <w:r>
             <w:fldChar w:fldCharType="separate"/>
@@ -2324,7 +2316,7 @@
             <w:fldChar w:fldCharType="begin"/>
           </w:r>
           <w:r>
-            <w:instrText xml:space="preserve"> HYPERLINK \l _Toc1950 </w:instrText>
+            <w:instrText xml:space="preserve"> HYPERLINK \l _Toc23043 </w:instrText>
           </w:r>
           <w:r>
             <w:fldChar w:fldCharType="separate"/>
@@ -2343,7 +2335,7 @@
             <w:fldChar w:fldCharType="begin"/>
           </w:r>
           <w:r>
-            <w:instrText xml:space="preserve"> PAGEREF _Toc1950 \h </w:instrText>
+            <w:instrText xml:space="preserve"> PAGEREF _Toc23043 \h </w:instrText>
           </w:r>
           <w:r>
             <w:fldChar w:fldCharType="separate"/>
@@ -2369,7 +2361,7 @@
             <w:fldChar w:fldCharType="begin"/>
           </w:r>
           <w:r>
-            <w:instrText xml:space="preserve"> HYPERLINK \l _Toc5711 </w:instrText>
+            <w:instrText xml:space="preserve"> HYPERLINK \l _Toc20466 </w:instrText>
           </w:r>
           <w:r>
             <w:fldChar w:fldCharType="separate"/>
@@ -2388,7 +2380,7 @@
             <w:fldChar w:fldCharType="begin"/>
           </w:r>
           <w:r>
-            <w:instrText xml:space="preserve"> PAGEREF _Toc5711 \h </w:instrText>
+            <w:instrText xml:space="preserve"> PAGEREF _Toc20466 \h </w:instrText>
           </w:r>
           <w:r>
             <w:fldChar w:fldCharType="separate"/>
@@ -2414,7 +2406,7 @@
             <w:fldChar w:fldCharType="begin"/>
           </w:r>
           <w:r>
-            <w:instrText xml:space="preserve"> HYPERLINK \l _Toc22404 </w:instrText>
+            <w:instrText xml:space="preserve"> HYPERLINK \l _Toc18594 </w:instrText>
           </w:r>
           <w:r>
             <w:fldChar w:fldCharType="separate"/>
@@ -2433,7 +2425,7 @@
             <w:fldChar w:fldCharType="begin"/>
           </w:r>
           <w:r>
-            <w:instrText xml:space="preserve"> PAGEREF _Toc22404 \h </w:instrText>
+            <w:instrText xml:space="preserve"> PAGEREF _Toc18594 \h </w:instrText>
           </w:r>
           <w:r>
             <w:fldChar w:fldCharType="separate"/>
@@ -2540,7 +2532,7 @@
           <w:lang w:val="en-US" w:eastAsia="zh-CN"/>
         </w:rPr>
       </w:pPr>
-      <w:bookmarkStart w:id="7" w:name="_Toc14796"/>
+      <w:bookmarkStart w:id="7" w:name="_Toc2214"/>
       <w:r>
         <w:rPr>
           <w:rFonts w:hint="default"/>
@@ -2602,7 +2594,7 @@
           <w:lang w:val="en-US" w:eastAsia="zh-CN"/>
         </w:rPr>
       </w:pPr>
-      <w:bookmarkStart w:id="8" w:name="_Toc27511"/>
+      <w:bookmarkStart w:id="8" w:name="_Toc14622"/>
       <w:r>
         <w:rPr>
           <w:rFonts w:hint="default"/>
@@ -2788,7 +2780,7 @@
           <w:lang w:val="en-US" w:eastAsia="zh-CN"/>
         </w:rPr>
       </w:pPr>
-      <w:bookmarkStart w:id="9" w:name="_Toc19152"/>
+      <w:bookmarkStart w:id="9" w:name="_Toc12217"/>
       <w:r>
         <w:rPr>
           <w:rFonts w:hint="default"/>
@@ -2800,6 +2792,7 @@
     </w:p>
     <w:tbl>
       <w:tblPr>
+        <w:tblStyle w:val="20"/>
         <w:tblW w:w="8522" w:type="dxa"/>
         <w:jc w:val="center"/>
         <w:tblBorders>
@@ -2911,7 +2904,6 @@
                 <w:kern w:val="0"/>
                 <w:sz w:val="18"/>
                 <w:szCs w:val="18"/>
-                <w:bdr w:val="none" w:color="auto" w:sz="0" w:space="0"/>
                 <w:lang w:val="en-US" w:eastAsia="zh-CN" w:bidi="ar"/>
               </w:rPr>
               <w:t>部门</w:t>
@@ -2982,7 +2974,6 @@
                 <w:kern w:val="0"/>
                 <w:sz w:val="18"/>
                 <w:szCs w:val="18"/>
-                <w:bdr w:val="none" w:color="auto" w:sz="0" w:space="0"/>
                 <w:lang w:val="en-US" w:eastAsia="zh-CN" w:bidi="ar"/>
               </w:rPr>
               <w:t>岗位</w:t>
@@ -3053,7 +3044,6 @@
                 <w:kern w:val="0"/>
                 <w:sz w:val="18"/>
                 <w:szCs w:val="18"/>
-                <w:bdr w:val="none" w:color="auto" w:sz="0" w:space="0"/>
                 <w:lang w:val="en-US" w:eastAsia="zh-CN" w:bidi="ar"/>
               </w:rPr>
               <w:t>容量管理职责</w:t>
@@ -3148,7 +3138,6 @@
                 <w:kern w:val="0"/>
                 <w:sz w:val="18"/>
                 <w:szCs w:val="18"/>
-                <w:bdr w:val="none" w:color="auto" w:sz="0" w:space="0"/>
                 <w:lang w:val="en-US" w:eastAsia="zh-CN" w:bidi="ar"/>
               </w:rPr>
               <w:t>副总经理</w:t>
@@ -3217,7 +3206,6 @@
                 <w:kern w:val="0"/>
                 <w:sz w:val="18"/>
                 <w:szCs w:val="18"/>
-                <w:bdr w:val="none" w:color="auto" w:sz="0" w:space="0"/>
                 <w:lang w:val="en-US" w:eastAsia="zh-CN" w:bidi="ar"/>
               </w:rPr>
               <w:t>副总经理</w:t>
@@ -3286,7 +3274,6 @@
                 <w:kern w:val="0"/>
                 <w:sz w:val="18"/>
                 <w:szCs w:val="18"/>
-                <w:bdr w:val="none" w:color="auto" w:sz="0" w:space="0"/>
                 <w:lang w:val="en-US" w:eastAsia="zh-CN" w:bidi="ar"/>
               </w:rPr>
               <w:t>统筹项目整体资源调配，审批容量管理计划，协调跨部门资源支持</w:t>
@@ -3381,7 +3368,6 @@
                 <w:kern w:val="0"/>
                 <w:sz w:val="18"/>
                 <w:szCs w:val="18"/>
-                <w:bdr w:val="none" w:color="auto" w:sz="0" w:space="0"/>
                 <w:lang w:val="en-US" w:eastAsia="zh-CN" w:bidi="ar"/>
               </w:rPr>
               <w:t>研发部</w:t>
@@ -3450,7 +3436,6 @@
                 <w:kern w:val="0"/>
                 <w:sz w:val="18"/>
                 <w:szCs w:val="18"/>
-                <w:bdr w:val="none" w:color="auto" w:sz="0" w:space="0"/>
                 <w:lang w:val="en-US" w:eastAsia="zh-CN" w:bidi="ar"/>
               </w:rPr>
               <w:t>研发部经理、系统架构师</w:t>
@@ -3519,7 +3504,6 @@
                 <w:kern w:val="0"/>
                 <w:sz w:val="18"/>
                 <w:szCs w:val="18"/>
-                <w:bdr w:val="none" w:color="auto" w:sz="0" w:space="0"/>
                 <w:lang w:val="en-US" w:eastAsia="zh-CN" w:bidi="ar"/>
               </w:rPr>
               <w:t>负责充电系统技术架构设计、软件容量评估与优化</w:t>
@@ -3614,7 +3598,6 @@
                 <w:kern w:val="0"/>
                 <w:sz w:val="18"/>
                 <w:szCs w:val="18"/>
-                <w:bdr w:val="none" w:color="auto" w:sz="0" w:space="0"/>
                 <w:lang w:val="en-US" w:eastAsia="zh-CN" w:bidi="ar"/>
               </w:rPr>
               <w:t>运维部</w:t>
@@ -3683,7 +3666,6 @@
                 <w:kern w:val="0"/>
                 <w:sz w:val="18"/>
                 <w:szCs w:val="18"/>
-                <w:bdr w:val="none" w:color="auto" w:sz="0" w:space="0"/>
                 <w:lang w:val="en-US" w:eastAsia="zh-CN" w:bidi="ar"/>
               </w:rPr>
               <w:t>运维部经理、运维实施工程师、基础环境运维工程师、网络工程师</w:t>
@@ -3752,7 +3734,6 @@
                 <w:kern w:val="0"/>
                 <w:sz w:val="18"/>
                 <w:szCs w:val="18"/>
-                <w:bdr w:val="none" w:color="auto" w:sz="0" w:space="0"/>
                 <w:lang w:val="en-US" w:eastAsia="zh-CN" w:bidi="ar"/>
               </w:rPr>
               <w:t>负责硬件设备、网络、电力等基础设施容量规划与监控</w:t>
@@ -3847,7 +3828,6 @@
                 <w:kern w:val="0"/>
                 <w:sz w:val="18"/>
                 <w:szCs w:val="18"/>
-                <w:bdr w:val="none" w:color="auto" w:sz="0" w:space="0"/>
                 <w:lang w:val="en-US" w:eastAsia="zh-CN" w:bidi="ar"/>
               </w:rPr>
               <w:t>采购部</w:t>
@@ -3916,7 +3896,6 @@
                 <w:kern w:val="0"/>
                 <w:sz w:val="18"/>
                 <w:szCs w:val="18"/>
-                <w:bdr w:val="none" w:color="auto" w:sz="0" w:space="0"/>
                 <w:lang w:val="en-US" w:eastAsia="zh-CN" w:bidi="ar"/>
               </w:rPr>
               <w:t>采购部经理、采购专员</w:t>
@@ -3985,7 +3964,6 @@
                 <w:kern w:val="0"/>
                 <w:sz w:val="18"/>
                 <w:szCs w:val="18"/>
-                <w:bdr w:val="none" w:color="auto" w:sz="0" w:space="0"/>
                 <w:lang w:val="en-US" w:eastAsia="zh-CN" w:bidi="ar"/>
               </w:rPr>
               <w:t>负责设备与物资采购计划，确保供应链资源匹配项目需求</w:t>
@@ -4080,7 +4058,6 @@
                 <w:kern w:val="0"/>
                 <w:sz w:val="18"/>
                 <w:szCs w:val="18"/>
-                <w:bdr w:val="none" w:color="auto" w:sz="0" w:space="0"/>
                 <w:lang w:val="en-US" w:eastAsia="zh-CN" w:bidi="ar"/>
               </w:rPr>
               <w:t>质量部</w:t>
@@ -4149,7 +4126,6 @@
                 <w:kern w:val="0"/>
                 <w:sz w:val="18"/>
                 <w:szCs w:val="18"/>
-                <w:bdr w:val="none" w:color="auto" w:sz="0" w:space="0"/>
                 <w:lang w:val="en-US" w:eastAsia="zh-CN" w:bidi="ar"/>
               </w:rPr>
               <w:t>质量部经理、质量管理专员</w:t>
@@ -4218,7 +4194,6 @@
                 <w:kern w:val="0"/>
                 <w:sz w:val="18"/>
                 <w:szCs w:val="18"/>
-                <w:bdr w:val="none" w:color="auto" w:sz="0" w:space="0"/>
                 <w:lang w:val="en-US" w:eastAsia="zh-CN" w:bidi="ar"/>
               </w:rPr>
               <w:t>负责容量管理过程的质量审核与合规性检查</w:t>
@@ -4313,7 +4288,6 @@
                 <w:kern w:val="0"/>
                 <w:sz w:val="18"/>
                 <w:szCs w:val="18"/>
-                <w:bdr w:val="none" w:color="auto" w:sz="0" w:space="0"/>
                 <w:lang w:val="en-US" w:eastAsia="zh-CN" w:bidi="ar"/>
               </w:rPr>
               <w:t>人力资源</w:t>
@@ -4333,7 +4307,6 @@
                 <w:kern w:val="0"/>
                 <w:sz w:val="18"/>
                 <w:szCs w:val="18"/>
-                <w:bdr w:val="none" w:color="auto" w:sz="0" w:space="0"/>
                 <w:lang w:val="en-US" w:eastAsia="zh-CN" w:bidi="ar"/>
               </w:rPr>
               <w:t>部</w:t>
@@ -4402,7 +4375,6 @@
                 <w:kern w:val="0"/>
                 <w:sz w:val="18"/>
                 <w:szCs w:val="18"/>
-                <w:bdr w:val="none" w:color="auto" w:sz="0" w:space="0"/>
                 <w:lang w:val="en-US" w:eastAsia="zh-CN" w:bidi="ar"/>
               </w:rPr>
               <w:t>人力资源部经理、人事专员</w:t>
@@ -4471,7 +4443,6 @@
                 <w:kern w:val="0"/>
                 <w:sz w:val="18"/>
                 <w:szCs w:val="18"/>
-                <w:bdr w:val="none" w:color="auto" w:sz="0" w:space="0"/>
                 <w:lang w:val="en-US" w:eastAsia="zh-CN" w:bidi="ar"/>
               </w:rPr>
               <w:t>负责人员招聘、培训与配置，确保项目团队能力与规模匹配</w:t>
@@ -4525,7 +4496,7 @@
           <w:lang w:val="en-US" w:eastAsia="zh-CN"/>
         </w:rPr>
       </w:pPr>
-      <w:bookmarkStart w:id="10" w:name="_Toc22252"/>
+      <w:bookmarkStart w:id="10" w:name="_Toc18702"/>
       <w:r>
         <w:rPr>
           <w:rFonts w:hint="default"/>
@@ -4557,7 +4528,7 @@
           <w:lang w:val="en-US" w:eastAsia="zh-CN"/>
         </w:rPr>
       </w:pPr>
-      <w:bookmarkStart w:id="11" w:name="_Toc24209"/>
+      <w:bookmarkStart w:id="11" w:name="_Toc1552"/>
       <w:r>
         <w:rPr>
           <w:rFonts w:hint="default"/>
@@ -4569,6 +4540,7 @@
     </w:p>
     <w:tbl>
       <w:tblPr>
+        <w:tblStyle w:val="20"/>
         <w:tblW w:w="8522" w:type="dxa"/>
         <w:jc w:val="center"/>
         <w:tblBorders>
@@ -4605,7 +4577,6 @@
             <w:insideH w:val="none" w:color="auto" w:sz="0" w:space="0"/>
             <w:insideV w:val="none" w:color="auto" w:sz="0" w:space="0"/>
           </w:tblBorders>
-          <w:shd w:val="clear" w:color="auto" w:fill="FFFFFF"/>
           <w:tblCellMar>
             <w:top w:w="15" w:type="dxa"/>
             <w:left w:w="15" w:type="dxa"/>
@@ -4682,7 +4653,6 @@
                 <w:kern w:val="0"/>
                 <w:sz w:val="18"/>
                 <w:szCs w:val="18"/>
-                <w:bdr w:val="none" w:color="auto" w:sz="0" w:space="0"/>
                 <w:lang w:val="en-US" w:eastAsia="zh-CN" w:bidi="ar"/>
               </w:rPr>
               <w:t>阶段</w:t>
@@ -4753,7 +4723,6 @@
                 <w:kern w:val="0"/>
                 <w:sz w:val="18"/>
                 <w:szCs w:val="18"/>
-                <w:bdr w:val="none" w:color="auto" w:sz="0" w:space="0"/>
                 <w:lang w:val="en-US" w:eastAsia="zh-CN" w:bidi="ar"/>
               </w:rPr>
               <w:t>所需岗位</w:t>
@@ -4824,7 +4793,6 @@
                 <w:kern w:val="0"/>
                 <w:sz w:val="18"/>
                 <w:szCs w:val="18"/>
-                <w:bdr w:val="none" w:color="auto" w:sz="0" w:space="0"/>
                 <w:lang w:val="en-US" w:eastAsia="zh-CN" w:bidi="ar"/>
               </w:rPr>
               <w:t>人数</w:t>
@@ -4895,7 +4863,6 @@
                 <w:kern w:val="0"/>
                 <w:sz w:val="18"/>
                 <w:szCs w:val="18"/>
-                <w:bdr w:val="none" w:color="auto" w:sz="0" w:space="0"/>
                 <w:lang w:val="en-US" w:eastAsia="zh-CN" w:bidi="ar"/>
               </w:rPr>
               <w:t>时间节点</w:t>
@@ -4966,7 +4933,6 @@
                 <w:kern w:val="0"/>
                 <w:sz w:val="18"/>
                 <w:szCs w:val="18"/>
-                <w:bdr w:val="none" w:color="auto" w:sz="0" w:space="0"/>
                 <w:lang w:val="en-US" w:eastAsia="zh-CN" w:bidi="ar"/>
               </w:rPr>
               <w:t>责任部门</w:t>
@@ -4984,7 +4950,6 @@
             <w:insideH w:val="none" w:color="auto" w:sz="0" w:space="0"/>
             <w:insideV w:val="none" w:color="auto" w:sz="0" w:space="0"/>
           </w:tblBorders>
-          <w:shd w:val="clear" w:color="auto" w:fill="FFFFFF"/>
           <w:tblCellMar>
             <w:top w:w="15" w:type="dxa"/>
             <w:left w:w="15" w:type="dxa"/>
@@ -5058,7 +5023,6 @@
                 <w:kern w:val="0"/>
                 <w:sz w:val="18"/>
                 <w:szCs w:val="18"/>
-                <w:bdr w:val="none" w:color="auto" w:sz="0" w:space="0"/>
                 <w:lang w:val="en-US" w:eastAsia="zh-CN" w:bidi="ar"/>
               </w:rPr>
               <w:t>设计阶段</w:t>
@@ -5127,7 +5091,6 @@
                 <w:kern w:val="0"/>
                 <w:sz w:val="18"/>
                 <w:szCs w:val="18"/>
-                <w:bdr w:val="none" w:color="auto" w:sz="0" w:space="0"/>
                 <w:lang w:val="en-US" w:eastAsia="zh-CN" w:bidi="ar"/>
               </w:rPr>
               <w:t>需求工程师、系统架构师、UI设计师</w:t>
@@ -5196,7 +5159,6 @@
                 <w:kern w:val="0"/>
                 <w:sz w:val="18"/>
                 <w:szCs w:val="18"/>
-                <w:bdr w:val="none" w:color="auto" w:sz="0" w:space="0"/>
                 <w:lang w:val="en-US" w:eastAsia="zh-CN" w:bidi="ar"/>
               </w:rPr>
               <w:t>4人</w:t>
@@ -5265,7 +5227,6 @@
                 <w:kern w:val="0"/>
                 <w:sz w:val="18"/>
                 <w:szCs w:val="18"/>
-                <w:bdr w:val="none" w:color="auto" w:sz="0" w:space="0"/>
                 <w:lang w:val="en-US" w:eastAsia="zh-CN" w:bidi="ar"/>
               </w:rPr>
               <w:t>2025年4月—6月</w:t>
@@ -5334,7 +5295,6 @@
                 <w:kern w:val="0"/>
                 <w:sz w:val="18"/>
                 <w:szCs w:val="18"/>
-                <w:bdr w:val="none" w:color="auto" w:sz="0" w:space="0"/>
                 <w:lang w:val="en-US" w:eastAsia="zh-CN" w:bidi="ar"/>
               </w:rPr>
               <w:t>研发部</w:t>
@@ -5352,7 +5312,6 @@
             <w:insideH w:val="none" w:color="auto" w:sz="0" w:space="0"/>
             <w:insideV w:val="none" w:color="auto" w:sz="0" w:space="0"/>
           </w:tblBorders>
-          <w:shd w:val="clear" w:color="auto" w:fill="FFFFFF"/>
           <w:tblCellMar>
             <w:top w:w="15" w:type="dxa"/>
             <w:left w:w="15" w:type="dxa"/>
@@ -5426,7 +5385,6 @@
                 <w:kern w:val="0"/>
                 <w:sz w:val="18"/>
                 <w:szCs w:val="18"/>
-                <w:bdr w:val="none" w:color="auto" w:sz="0" w:space="0"/>
                 <w:lang w:val="en-US" w:eastAsia="zh-CN" w:bidi="ar"/>
               </w:rPr>
               <w:t>采购与施工阶段</w:t>
@@ -5495,7 +5453,6 @@
                 <w:kern w:val="0"/>
                 <w:sz w:val="18"/>
                 <w:szCs w:val="18"/>
-                <w:bdr w:val="none" w:color="auto" w:sz="0" w:space="0"/>
                 <w:lang w:val="en-US" w:eastAsia="zh-CN" w:bidi="ar"/>
               </w:rPr>
               <w:t>运维项目经理、运维实施工程师、采购专员</w:t>
@@ -5564,7 +5521,6 @@
                 <w:kern w:val="0"/>
                 <w:sz w:val="18"/>
                 <w:szCs w:val="18"/>
-                <w:bdr w:val="none" w:color="auto" w:sz="0" w:space="0"/>
                 <w:lang w:val="en-US" w:eastAsia="zh-CN" w:bidi="ar"/>
               </w:rPr>
               <w:t>6人</w:t>
@@ -5633,7 +5589,6 @@
                 <w:kern w:val="0"/>
                 <w:sz w:val="18"/>
                 <w:szCs w:val="18"/>
-                <w:bdr w:val="none" w:color="auto" w:sz="0" w:space="0"/>
                 <w:lang w:val="en-US" w:eastAsia="zh-CN" w:bidi="ar"/>
               </w:rPr>
               <w:t>2025年7月—12月</w:t>
@@ -5702,7 +5657,6 @@
                 <w:kern w:val="0"/>
                 <w:sz w:val="18"/>
                 <w:szCs w:val="18"/>
-                <w:bdr w:val="none" w:color="auto" w:sz="0" w:space="0"/>
                 <w:lang w:val="en-US" w:eastAsia="zh-CN" w:bidi="ar"/>
               </w:rPr>
               <w:t>运维部、采购部</w:t>
@@ -5720,7 +5674,6 @@
             <w:insideH w:val="none" w:color="auto" w:sz="0" w:space="0"/>
             <w:insideV w:val="none" w:color="auto" w:sz="0" w:space="0"/>
           </w:tblBorders>
-          <w:shd w:val="clear" w:color="auto" w:fill="FFFFFF"/>
           <w:tblCellMar>
             <w:top w:w="15" w:type="dxa"/>
             <w:left w:w="15" w:type="dxa"/>
@@ -5794,7 +5747,6 @@
                 <w:kern w:val="0"/>
                 <w:sz w:val="18"/>
                 <w:szCs w:val="18"/>
-                <w:bdr w:val="none" w:color="auto" w:sz="0" w:space="0"/>
                 <w:lang w:val="en-US" w:eastAsia="zh-CN" w:bidi="ar"/>
               </w:rPr>
               <w:t>调试与试运行阶段</w:t>
@@ -5863,7 +5815,6 @@
                 <w:kern w:val="0"/>
                 <w:sz w:val="18"/>
                 <w:szCs w:val="18"/>
-                <w:bdr w:val="none" w:color="auto" w:sz="0" w:space="0"/>
                 <w:lang w:val="en-US" w:eastAsia="zh-CN" w:bidi="ar"/>
               </w:rPr>
               <w:t>软件运维工程师、技术支持工程师</w:t>
@@ -5932,7 +5883,6 @@
                 <w:kern w:val="0"/>
                 <w:sz w:val="18"/>
                 <w:szCs w:val="18"/>
-                <w:bdr w:val="none" w:color="auto" w:sz="0" w:space="0"/>
                 <w:lang w:val="en-US" w:eastAsia="zh-CN" w:bidi="ar"/>
               </w:rPr>
               <w:t>5人</w:t>
@@ -6001,7 +5951,6 @@
                 <w:kern w:val="0"/>
                 <w:sz w:val="18"/>
                 <w:szCs w:val="18"/>
-                <w:bdr w:val="none" w:color="auto" w:sz="0" w:space="0"/>
                 <w:lang w:val="en-US" w:eastAsia="zh-CN" w:bidi="ar"/>
               </w:rPr>
               <w:t>2026年1月—2月</w:t>
@@ -6070,7 +6019,6 @@
                 <w:kern w:val="0"/>
                 <w:sz w:val="18"/>
                 <w:szCs w:val="18"/>
-                <w:bdr w:val="none" w:color="auto" w:sz="0" w:space="0"/>
                 <w:lang w:val="en-US" w:eastAsia="zh-CN" w:bidi="ar"/>
               </w:rPr>
               <w:t>运维部</w:t>
@@ -6088,7 +6036,6 @@
             <w:insideH w:val="none" w:color="auto" w:sz="0" w:space="0"/>
             <w:insideV w:val="none" w:color="auto" w:sz="0" w:space="0"/>
           </w:tblBorders>
-          <w:shd w:val="clear" w:color="auto" w:fill="FFFFFF"/>
           <w:tblCellMar>
             <w:top w:w="15" w:type="dxa"/>
             <w:left w:w="15" w:type="dxa"/>
@@ -6162,7 +6109,6 @@
                 <w:kern w:val="0"/>
                 <w:sz w:val="18"/>
                 <w:szCs w:val="18"/>
-                <w:bdr w:val="none" w:color="auto" w:sz="0" w:space="0"/>
                 <w:lang w:val="en-US" w:eastAsia="zh-CN" w:bidi="ar"/>
               </w:rPr>
               <w:t>运维阶段（质保期）</w:t>
@@ -6231,7 +6177,6 @@
                 <w:kern w:val="0"/>
                 <w:sz w:val="18"/>
                 <w:szCs w:val="18"/>
-                <w:bdr w:val="none" w:color="auto" w:sz="0" w:space="0"/>
                 <w:lang w:val="en-US" w:eastAsia="zh-CN" w:bidi="ar"/>
               </w:rPr>
               <w:t>服务台客服、备件库管理专员</w:t>
@@ -6300,7 +6245,6 @@
                 <w:kern w:val="0"/>
                 <w:sz w:val="18"/>
                 <w:szCs w:val="18"/>
-                <w:bdr w:val="none" w:color="auto" w:sz="0" w:space="0"/>
                 <w:lang w:val="en-US" w:eastAsia="zh-CN" w:bidi="ar"/>
               </w:rPr>
               <w:t>3人</w:t>
@@ -6369,7 +6313,6 @@
                 <w:kern w:val="0"/>
                 <w:sz w:val="18"/>
                 <w:szCs w:val="18"/>
-                <w:bdr w:val="none" w:color="auto" w:sz="0" w:space="0"/>
                 <w:lang w:val="en-US" w:eastAsia="zh-CN" w:bidi="ar"/>
               </w:rPr>
               <w:t>2026年3月起</w:t>
@@ -6438,7 +6381,6 @@
                 <w:kern w:val="0"/>
                 <w:sz w:val="18"/>
                 <w:szCs w:val="18"/>
-                <w:bdr w:val="none" w:color="auto" w:sz="0" w:space="0"/>
                 <w:lang w:val="en-US" w:eastAsia="zh-CN" w:bidi="ar"/>
               </w:rPr>
               <w:t>运维部</w:t>
@@ -6469,7 +6411,7 @@
           <w:lang w:val="en-US" w:eastAsia="zh-CN"/>
         </w:rPr>
       </w:pPr>
-      <w:bookmarkStart w:id="12" w:name="_Toc1129"/>
+      <w:bookmarkStart w:id="12" w:name="_Toc29369"/>
       <w:r>
         <w:rPr>
           <w:rFonts w:hint="default"/>
@@ -6481,6 +6423,7 @@
     </w:p>
     <w:tbl>
       <w:tblPr>
+        <w:tblStyle w:val="20"/>
         <w:tblW w:w="8522" w:type="dxa"/>
         <w:jc w:val="center"/>
         <w:tblBorders>
@@ -6516,7 +6459,6 @@
             <w:insideH w:val="none" w:color="auto" w:sz="0" w:space="0"/>
             <w:insideV w:val="none" w:color="auto" w:sz="0" w:space="0"/>
           </w:tblBorders>
-          <w:shd w:val="clear" w:color="auto" w:fill="FFFFFF"/>
           <w:tblCellMar>
             <w:top w:w="15" w:type="dxa"/>
             <w:left w:w="15" w:type="dxa"/>
@@ -6593,7 +6535,6 @@
                 <w:kern w:val="0"/>
                 <w:sz w:val="18"/>
                 <w:szCs w:val="18"/>
-                <w:bdr w:val="none" w:color="auto" w:sz="0" w:space="0"/>
                 <w:lang w:val="en-US" w:eastAsia="zh-CN" w:bidi="ar"/>
               </w:rPr>
               <w:t>系统类别</w:t>
@@ -6664,7 +6605,6 @@
                 <w:kern w:val="0"/>
                 <w:sz w:val="18"/>
                 <w:szCs w:val="18"/>
-                <w:bdr w:val="none" w:color="auto" w:sz="0" w:space="0"/>
                 <w:lang w:val="en-US" w:eastAsia="zh-CN" w:bidi="ar"/>
               </w:rPr>
               <w:t>配置标准</w:t>
@@ -6735,7 +6675,6 @@
                 <w:kern w:val="0"/>
                 <w:sz w:val="18"/>
                 <w:szCs w:val="18"/>
-                <w:bdr w:val="none" w:color="auto" w:sz="0" w:space="0"/>
                 <w:lang w:val="en-US" w:eastAsia="zh-CN" w:bidi="ar"/>
               </w:rPr>
               <w:t>监控指标</w:t>
@@ -6806,7 +6745,6 @@
                 <w:kern w:val="0"/>
                 <w:sz w:val="18"/>
                 <w:szCs w:val="18"/>
-                <w:bdr w:val="none" w:color="auto" w:sz="0" w:space="0"/>
                 <w:lang w:val="en-US" w:eastAsia="zh-CN" w:bidi="ar"/>
               </w:rPr>
               <w:t>责任岗位</w:t>
@@ -6898,7 +6836,6 @@
                 <w:kern w:val="0"/>
                 <w:sz w:val="18"/>
                 <w:szCs w:val="18"/>
-                <w:bdr w:val="none" w:color="auto" w:sz="0" w:space="0"/>
                 <w:lang w:val="en-US" w:eastAsia="zh-CN" w:bidi="ar"/>
               </w:rPr>
               <w:t>充电设备</w:t>
@@ -6967,7 +6904,6 @@
                 <w:kern w:val="0"/>
                 <w:sz w:val="18"/>
                 <w:szCs w:val="18"/>
-                <w:bdr w:val="none" w:color="auto" w:sz="0" w:space="0"/>
                 <w:lang w:val="en-US" w:eastAsia="zh-CN" w:bidi="ar"/>
               </w:rPr>
               <w:t>120kW直流双枪×244、360kW直流双枪×19、200kW充电堆×5、480kW充电堆×4</w:t>
@@ -7036,7 +6972,6 @@
                 <w:kern w:val="0"/>
                 <w:sz w:val="18"/>
                 <w:szCs w:val="18"/>
-                <w:bdr w:val="none" w:color="auto" w:sz="0" w:space="0"/>
                 <w:lang w:val="en-US" w:eastAsia="zh-CN" w:bidi="ar"/>
               </w:rPr>
               <w:t>使用率、故障率、响应时间</w:t>
@@ -7105,606 +7040,9 @@
                 <w:kern w:val="0"/>
                 <w:sz w:val="18"/>
                 <w:szCs w:val="18"/>
-                <w:bdr w:val="none" w:color="auto" w:sz="0" w:space="0"/>
                 <w:lang w:val="en-US" w:eastAsia="zh-CN" w:bidi="ar"/>
               </w:rPr>
               <w:t>基础环境运维工程师</w:t>
-            </w:r>
-          </w:p>
-        </w:tc>
-      </w:tr>
-      <w:tr>
-        <w:tblPrEx>
-          <w:tblBorders>
-            <w:top w:val="none" w:color="auto" w:sz="0" w:space="0"/>
-            <w:left w:val="none" w:color="auto" w:sz="0" w:space="0"/>
-            <w:bottom w:val="none" w:color="auto" w:sz="0" w:space="0"/>
-            <w:right w:val="none" w:color="auto" w:sz="0" w:space="0"/>
-            <w:insideH w:val="none" w:color="auto" w:sz="0" w:space="0"/>
-            <w:insideV w:val="none" w:color="auto" w:sz="0" w:space="0"/>
-          </w:tblBorders>
-          <w:tblCellMar>
-            <w:top w:w="15" w:type="dxa"/>
-            <w:left w:w="15" w:type="dxa"/>
-            <w:bottom w:w="15" w:type="dxa"/>
-            <w:right w:w="15" w:type="dxa"/>
-          </w:tblCellMar>
-        </w:tblPrEx>
-        <w:trPr>
-          <w:trHeight w:val="0" w:hRule="atLeast"/>
-          <w:jc w:val="center"/>
-        </w:trPr>
-        <w:tc>
-          <w:tcPr>
-            <w:tcW w:w="0" w:type="auto"/>
-            <w:tcBorders>
-              <w:top w:val="single" w:color="auto" w:sz="4" w:space="0"/>
-              <w:left w:val="single" w:color="auto" w:sz="12" w:space="0"/>
-              <w:bottom w:val="nil"/>
-              <w:right w:val="nil"/>
-            </w:tcBorders>
-            <w:shd w:val="clear" w:color="auto" w:fill="FFFFFF"/>
-            <w:noWrap w:val="0"/>
-            <w:tcMar>
-              <w:top w:w="120" w:type="dxa"/>
-              <w:left w:w="-1" w:type="dxa"/>
-              <w:bottom w:w="120" w:type="dxa"/>
-              <w:right w:w="192" w:type="dxa"/>
-            </w:tcMar>
-            <w:vAlign w:val="center"/>
-          </w:tcPr>
-          <w:p>
-            <w:pPr>
-              <w:keepNext w:val="0"/>
-              <w:keepLines w:val="0"/>
-              <w:pageBreakBefore w:val="0"/>
-              <w:widowControl w:val="0"/>
-              <w:suppressLineNumbers w:val="0"/>
-              <w:kinsoku w:val="0"/>
-              <w:wordWrap/>
-              <w:overflowPunct/>
-              <w:topLinePunct w:val="0"/>
-              <w:autoSpaceDE w:val="0"/>
-              <w:autoSpaceDN w:val="0"/>
-              <w:bidi w:val="0"/>
-              <w:adjustRightInd w:val="0"/>
-              <w:snapToGrid w:val="0"/>
-              <w:spacing w:line="240" w:lineRule="auto"/>
-              <w:ind w:left="0" w:leftChars="0" w:right="0" w:rightChars="0" w:firstLine="0" w:firstLineChars="0"/>
-              <w:jc w:val="center"/>
-              <w:textAlignment w:val="baseline"/>
-              <w:rPr>
-                <w:rFonts w:hint="default" w:ascii="Segoe UI" w:hAnsi="Segoe UI" w:eastAsia="Segoe UI" w:cs="Segoe UI"/>
-                <w:i w:val="0"/>
-                <w:iCs w:val="0"/>
-                <w:caps w:val="0"/>
-                <w:color w:val="0F1115"/>
-                <w:spacing w:val="0"/>
-                <w:sz w:val="18"/>
-                <w:szCs w:val="18"/>
-              </w:rPr>
-            </w:pPr>
-            <w:r>
-              <w:rPr>
-                <w:rFonts w:hint="default" w:ascii="Segoe UI" w:hAnsi="Segoe UI" w:eastAsia="Segoe UI" w:cs="Segoe UI"/>
-                <w:i w:val="0"/>
-                <w:iCs w:val="0"/>
-                <w:caps w:val="0"/>
-                <w:snapToGrid w:val="0"/>
-                <w:color w:val="000000"/>
-                <w:spacing w:val="0"/>
-                <w:kern w:val="0"/>
-                <w:sz w:val="18"/>
-                <w:szCs w:val="18"/>
-                <w:bdr w:val="none" w:color="auto" w:sz="0" w:space="0"/>
-                <w:lang w:val="en-US" w:eastAsia="zh-CN" w:bidi="ar"/>
-              </w:rPr>
-              <w:t>电力系统</w:t>
-            </w:r>
-          </w:p>
-        </w:tc>
-        <w:tc>
-          <w:tcPr>
-            <w:tcW w:w="4164" w:type="dxa"/>
-            <w:tcBorders>
-              <w:top w:val="single" w:color="auto" w:sz="4" w:space="0"/>
-              <w:left w:val="single" w:color="auto" w:sz="4" w:space="0"/>
-              <w:bottom w:val="nil"/>
-              <w:right w:val="nil"/>
-            </w:tcBorders>
-            <w:shd w:val="clear" w:color="auto" w:fill="FFFFFF"/>
-            <w:noWrap w:val="0"/>
-            <w:tcMar>
-              <w:top w:w="120" w:type="dxa"/>
-              <w:left w:w="192" w:type="dxa"/>
-              <w:bottom w:w="120" w:type="dxa"/>
-              <w:right w:w="192" w:type="dxa"/>
-            </w:tcMar>
-            <w:vAlign w:val="center"/>
-          </w:tcPr>
-          <w:p>
-            <w:pPr>
-              <w:keepNext w:val="0"/>
-              <w:keepLines w:val="0"/>
-              <w:pageBreakBefore w:val="0"/>
-              <w:widowControl w:val="0"/>
-              <w:suppressLineNumbers w:val="0"/>
-              <w:kinsoku w:val="0"/>
-              <w:wordWrap/>
-              <w:overflowPunct/>
-              <w:topLinePunct w:val="0"/>
-              <w:autoSpaceDE w:val="0"/>
-              <w:autoSpaceDN w:val="0"/>
-              <w:bidi w:val="0"/>
-              <w:adjustRightInd w:val="0"/>
-              <w:snapToGrid w:val="0"/>
-              <w:spacing w:line="240" w:lineRule="auto"/>
-              <w:ind w:left="0" w:leftChars="0" w:right="0" w:rightChars="0" w:firstLine="0" w:firstLineChars="0"/>
-              <w:jc w:val="left"/>
-              <w:textAlignment w:val="baseline"/>
-              <w:rPr>
-                <w:rFonts w:hint="default" w:ascii="Segoe UI" w:hAnsi="Segoe UI" w:eastAsia="Segoe UI" w:cs="Segoe UI"/>
-                <w:i w:val="0"/>
-                <w:iCs w:val="0"/>
-                <w:caps w:val="0"/>
-                <w:color w:val="0F1115"/>
-                <w:spacing w:val="0"/>
-                <w:sz w:val="18"/>
-                <w:szCs w:val="18"/>
-              </w:rPr>
-            </w:pPr>
-            <w:r>
-              <w:rPr>
-                <w:rFonts w:hint="default" w:ascii="Segoe UI" w:hAnsi="Segoe UI" w:eastAsia="Segoe UI" w:cs="Segoe UI"/>
-                <w:i w:val="0"/>
-                <w:iCs w:val="0"/>
-                <w:caps w:val="0"/>
-                <w:snapToGrid w:val="0"/>
-                <w:color w:val="000000"/>
-                <w:spacing w:val="0"/>
-                <w:kern w:val="0"/>
-                <w:sz w:val="18"/>
-                <w:szCs w:val="18"/>
-                <w:bdr w:val="none" w:color="auto" w:sz="0" w:space="0"/>
-                <w:lang w:val="en-US" w:eastAsia="zh-CN" w:bidi="ar"/>
-              </w:rPr>
-              <w:t>满足616个车位同时充电峰值负荷</w:t>
-            </w:r>
-          </w:p>
-        </w:tc>
-        <w:tc>
-          <w:tcPr>
-            <w:tcW w:w="2121" w:type="dxa"/>
-            <w:tcBorders>
-              <w:top w:val="single" w:color="auto" w:sz="4" w:space="0"/>
-              <w:left w:val="single" w:color="auto" w:sz="4" w:space="0"/>
-              <w:bottom w:val="nil"/>
-              <w:right w:val="nil"/>
-            </w:tcBorders>
-            <w:shd w:val="clear" w:color="auto" w:fill="FFFFFF"/>
-            <w:noWrap w:val="0"/>
-            <w:tcMar>
-              <w:top w:w="120" w:type="dxa"/>
-              <w:left w:w="192" w:type="dxa"/>
-              <w:bottom w:w="120" w:type="dxa"/>
-              <w:right w:w="192" w:type="dxa"/>
-            </w:tcMar>
-            <w:vAlign w:val="center"/>
-          </w:tcPr>
-          <w:p>
-            <w:pPr>
-              <w:keepNext w:val="0"/>
-              <w:keepLines w:val="0"/>
-              <w:pageBreakBefore w:val="0"/>
-              <w:widowControl w:val="0"/>
-              <w:suppressLineNumbers w:val="0"/>
-              <w:kinsoku w:val="0"/>
-              <w:wordWrap/>
-              <w:overflowPunct/>
-              <w:topLinePunct w:val="0"/>
-              <w:autoSpaceDE w:val="0"/>
-              <w:autoSpaceDN w:val="0"/>
-              <w:bidi w:val="0"/>
-              <w:adjustRightInd w:val="0"/>
-              <w:snapToGrid w:val="0"/>
-              <w:spacing w:line="240" w:lineRule="auto"/>
-              <w:ind w:left="0" w:leftChars="0" w:right="0" w:rightChars="0" w:firstLine="0" w:firstLineChars="0"/>
-              <w:jc w:val="left"/>
-              <w:textAlignment w:val="baseline"/>
-              <w:rPr>
-                <w:rFonts w:hint="default" w:ascii="Segoe UI" w:hAnsi="Segoe UI" w:eastAsia="Segoe UI" w:cs="Segoe UI"/>
-                <w:i w:val="0"/>
-                <w:iCs w:val="0"/>
-                <w:caps w:val="0"/>
-                <w:color w:val="0F1115"/>
-                <w:spacing w:val="0"/>
-                <w:sz w:val="18"/>
-                <w:szCs w:val="18"/>
-              </w:rPr>
-            </w:pPr>
-            <w:r>
-              <w:rPr>
-                <w:rFonts w:hint="default" w:ascii="Segoe UI" w:hAnsi="Segoe UI" w:eastAsia="Segoe UI" w:cs="Segoe UI"/>
-                <w:i w:val="0"/>
-                <w:iCs w:val="0"/>
-                <w:caps w:val="0"/>
-                <w:snapToGrid w:val="0"/>
-                <w:color w:val="000000"/>
-                <w:spacing w:val="0"/>
-                <w:kern w:val="0"/>
-                <w:sz w:val="18"/>
-                <w:szCs w:val="18"/>
-                <w:bdr w:val="none" w:color="auto" w:sz="0" w:space="0"/>
-                <w:lang w:val="en-US" w:eastAsia="zh-CN" w:bidi="ar"/>
-              </w:rPr>
-              <w:t>负载率、电压稳定性</w:t>
-            </w:r>
-          </w:p>
-        </w:tc>
-        <w:tc>
-          <w:tcPr>
-            <w:tcW w:w="1247" w:type="dxa"/>
-            <w:tcBorders>
-              <w:top w:val="single" w:color="auto" w:sz="4" w:space="0"/>
-              <w:left w:val="single" w:color="auto" w:sz="4" w:space="0"/>
-              <w:bottom w:val="nil"/>
-              <w:right w:val="single" w:color="auto" w:sz="12" w:space="0"/>
-            </w:tcBorders>
-            <w:shd w:val="clear" w:color="auto" w:fill="FFFFFF"/>
-            <w:noWrap w:val="0"/>
-            <w:tcMar>
-              <w:top w:w="120" w:type="dxa"/>
-              <w:left w:w="192" w:type="dxa"/>
-              <w:bottom w:w="120" w:type="dxa"/>
-              <w:right w:w="-1" w:type="dxa"/>
-            </w:tcMar>
-            <w:vAlign w:val="center"/>
-          </w:tcPr>
-          <w:p>
-            <w:pPr>
-              <w:keepNext w:val="0"/>
-              <w:keepLines w:val="0"/>
-              <w:pageBreakBefore w:val="0"/>
-              <w:widowControl w:val="0"/>
-              <w:suppressLineNumbers w:val="0"/>
-              <w:kinsoku w:val="0"/>
-              <w:wordWrap/>
-              <w:overflowPunct/>
-              <w:topLinePunct w:val="0"/>
-              <w:autoSpaceDE w:val="0"/>
-              <w:autoSpaceDN w:val="0"/>
-              <w:bidi w:val="0"/>
-              <w:adjustRightInd w:val="0"/>
-              <w:snapToGrid w:val="0"/>
-              <w:spacing w:line="240" w:lineRule="auto"/>
-              <w:ind w:left="0" w:leftChars="0" w:right="0" w:rightChars="0" w:firstLine="0" w:firstLineChars="0"/>
-              <w:jc w:val="left"/>
-              <w:textAlignment w:val="baseline"/>
-              <w:rPr>
-                <w:rFonts w:hint="default" w:ascii="Segoe UI" w:hAnsi="Segoe UI" w:eastAsia="Segoe UI" w:cs="Segoe UI"/>
-                <w:i w:val="0"/>
-                <w:iCs w:val="0"/>
-                <w:caps w:val="0"/>
-                <w:color w:val="0F1115"/>
-                <w:spacing w:val="0"/>
-                <w:sz w:val="18"/>
-                <w:szCs w:val="18"/>
-              </w:rPr>
-            </w:pPr>
-            <w:r>
-              <w:rPr>
-                <w:rFonts w:hint="default" w:ascii="Segoe UI" w:hAnsi="Segoe UI" w:eastAsia="Segoe UI" w:cs="Segoe UI"/>
-                <w:i w:val="0"/>
-                <w:iCs w:val="0"/>
-                <w:caps w:val="0"/>
-                <w:snapToGrid w:val="0"/>
-                <w:color w:val="000000"/>
-                <w:spacing w:val="0"/>
-                <w:kern w:val="0"/>
-                <w:sz w:val="18"/>
-                <w:szCs w:val="18"/>
-                <w:bdr w:val="none" w:color="auto" w:sz="0" w:space="0"/>
-                <w:lang w:val="en-US" w:eastAsia="zh-CN" w:bidi="ar"/>
-              </w:rPr>
-              <w:t>基础环境运维工程师</w:t>
-            </w:r>
-          </w:p>
-        </w:tc>
-      </w:tr>
-      <w:tr>
-        <w:tblPrEx>
-          <w:tblBorders>
-            <w:top w:val="none" w:color="auto" w:sz="0" w:space="0"/>
-            <w:left w:val="none" w:color="auto" w:sz="0" w:space="0"/>
-            <w:bottom w:val="none" w:color="auto" w:sz="0" w:space="0"/>
-            <w:right w:val="none" w:color="auto" w:sz="0" w:space="0"/>
-            <w:insideH w:val="none" w:color="auto" w:sz="0" w:space="0"/>
-            <w:insideV w:val="none" w:color="auto" w:sz="0" w:space="0"/>
-          </w:tblBorders>
-          <w:tblCellMar>
-            <w:top w:w="15" w:type="dxa"/>
-            <w:left w:w="15" w:type="dxa"/>
-            <w:bottom w:w="15" w:type="dxa"/>
-            <w:right w:w="15" w:type="dxa"/>
-          </w:tblCellMar>
-        </w:tblPrEx>
-        <w:trPr>
-          <w:trHeight w:val="0" w:hRule="atLeast"/>
-          <w:jc w:val="center"/>
-        </w:trPr>
-        <w:tc>
-          <w:tcPr>
-            <w:tcW w:w="0" w:type="auto"/>
-            <w:tcBorders>
-              <w:top w:val="single" w:color="auto" w:sz="4" w:space="0"/>
-              <w:left w:val="single" w:color="auto" w:sz="12" w:space="0"/>
-              <w:bottom w:val="nil"/>
-              <w:right w:val="nil"/>
-            </w:tcBorders>
-            <w:shd w:val="clear" w:color="auto" w:fill="FFFFFF"/>
-            <w:noWrap w:val="0"/>
-            <w:tcMar>
-              <w:top w:w="120" w:type="dxa"/>
-              <w:left w:w="-1" w:type="dxa"/>
-              <w:bottom w:w="120" w:type="dxa"/>
-              <w:right w:w="192" w:type="dxa"/>
-            </w:tcMar>
-            <w:vAlign w:val="center"/>
-          </w:tcPr>
-          <w:p>
-            <w:pPr>
-              <w:keepNext w:val="0"/>
-              <w:keepLines w:val="0"/>
-              <w:pageBreakBefore w:val="0"/>
-              <w:widowControl w:val="0"/>
-              <w:suppressLineNumbers w:val="0"/>
-              <w:kinsoku w:val="0"/>
-              <w:wordWrap/>
-              <w:overflowPunct/>
-              <w:topLinePunct w:val="0"/>
-              <w:autoSpaceDE w:val="0"/>
-              <w:autoSpaceDN w:val="0"/>
-              <w:bidi w:val="0"/>
-              <w:adjustRightInd w:val="0"/>
-              <w:snapToGrid w:val="0"/>
-              <w:spacing w:line="240" w:lineRule="auto"/>
-              <w:ind w:left="0" w:leftChars="0" w:right="0" w:rightChars="0" w:firstLine="0" w:firstLineChars="0"/>
-              <w:jc w:val="center"/>
-              <w:textAlignment w:val="baseline"/>
-              <w:rPr>
-                <w:rFonts w:hint="default" w:ascii="Segoe UI" w:hAnsi="Segoe UI" w:eastAsia="Segoe UI" w:cs="Segoe UI"/>
-                <w:i w:val="0"/>
-                <w:iCs w:val="0"/>
-                <w:caps w:val="0"/>
-                <w:color w:val="0F1115"/>
-                <w:spacing w:val="0"/>
-                <w:sz w:val="18"/>
-                <w:szCs w:val="18"/>
-              </w:rPr>
-            </w:pPr>
-            <w:r>
-              <w:rPr>
-                <w:rFonts w:hint="default" w:ascii="Segoe UI" w:hAnsi="Segoe UI" w:eastAsia="Segoe UI" w:cs="Segoe UI"/>
-                <w:i w:val="0"/>
-                <w:iCs w:val="0"/>
-                <w:caps w:val="0"/>
-                <w:snapToGrid w:val="0"/>
-                <w:color w:val="000000"/>
-                <w:spacing w:val="0"/>
-                <w:kern w:val="0"/>
-                <w:sz w:val="18"/>
-                <w:szCs w:val="18"/>
-                <w:bdr w:val="none" w:color="auto" w:sz="0" w:space="0"/>
-                <w:lang w:val="en-US" w:eastAsia="zh-CN" w:bidi="ar"/>
-              </w:rPr>
-              <w:t>网络与监控系统</w:t>
-            </w:r>
-          </w:p>
-        </w:tc>
-        <w:tc>
-          <w:tcPr>
-            <w:tcW w:w="4164" w:type="dxa"/>
-            <w:tcBorders>
-              <w:top w:val="single" w:color="auto" w:sz="4" w:space="0"/>
-              <w:left w:val="single" w:color="auto" w:sz="4" w:space="0"/>
-              <w:bottom w:val="nil"/>
-              <w:right w:val="nil"/>
-            </w:tcBorders>
-            <w:shd w:val="clear" w:color="auto" w:fill="FFFFFF"/>
-            <w:noWrap w:val="0"/>
-            <w:tcMar>
-              <w:top w:w="120" w:type="dxa"/>
-              <w:left w:w="192" w:type="dxa"/>
-              <w:bottom w:w="120" w:type="dxa"/>
-              <w:right w:w="192" w:type="dxa"/>
-            </w:tcMar>
-            <w:vAlign w:val="center"/>
-          </w:tcPr>
-          <w:p>
-            <w:pPr>
-              <w:keepNext w:val="0"/>
-              <w:keepLines w:val="0"/>
-              <w:pageBreakBefore w:val="0"/>
-              <w:widowControl w:val="0"/>
-              <w:suppressLineNumbers w:val="0"/>
-              <w:kinsoku w:val="0"/>
-              <w:wordWrap/>
-              <w:overflowPunct/>
-              <w:topLinePunct w:val="0"/>
-              <w:autoSpaceDE w:val="0"/>
-              <w:autoSpaceDN w:val="0"/>
-              <w:bidi w:val="0"/>
-              <w:adjustRightInd w:val="0"/>
-              <w:snapToGrid w:val="0"/>
-              <w:spacing w:line="240" w:lineRule="auto"/>
-              <w:ind w:left="0" w:leftChars="0" w:right="0" w:rightChars="0" w:firstLine="0" w:firstLineChars="0"/>
-              <w:jc w:val="left"/>
-              <w:textAlignment w:val="baseline"/>
-              <w:rPr>
-                <w:rFonts w:hint="default" w:ascii="Segoe UI" w:hAnsi="Segoe UI" w:eastAsia="Segoe UI" w:cs="Segoe UI"/>
-                <w:i w:val="0"/>
-                <w:iCs w:val="0"/>
-                <w:caps w:val="0"/>
-                <w:color w:val="0F1115"/>
-                <w:spacing w:val="0"/>
-                <w:sz w:val="18"/>
-                <w:szCs w:val="18"/>
-              </w:rPr>
-            </w:pPr>
-            <w:r>
-              <w:rPr>
-                <w:rFonts w:hint="default" w:ascii="Segoe UI" w:hAnsi="Segoe UI" w:eastAsia="Segoe UI" w:cs="Segoe UI"/>
-                <w:i w:val="0"/>
-                <w:iCs w:val="0"/>
-                <w:caps w:val="0"/>
-                <w:snapToGrid w:val="0"/>
-                <w:color w:val="000000"/>
-                <w:spacing w:val="0"/>
-                <w:kern w:val="0"/>
-                <w:sz w:val="18"/>
-                <w:szCs w:val="18"/>
-                <w:bdr w:val="none" w:color="auto" w:sz="0" w:space="0"/>
-                <w:lang w:val="en-US" w:eastAsia="zh-CN" w:bidi="ar"/>
-              </w:rPr>
-              <w:t>支持远程监控、数据传输、移动端管理</w:t>
-            </w:r>
-          </w:p>
-        </w:tc>
-        <w:tc>
-          <w:tcPr>
-            <w:tcW w:w="2121" w:type="dxa"/>
-            <w:tcBorders>
-              <w:top w:val="single" w:color="auto" w:sz="4" w:space="0"/>
-              <w:left w:val="single" w:color="auto" w:sz="4" w:space="0"/>
-              <w:bottom w:val="nil"/>
-              <w:right w:val="nil"/>
-            </w:tcBorders>
-            <w:shd w:val="clear" w:color="auto" w:fill="FFFFFF"/>
-            <w:noWrap w:val="0"/>
-            <w:tcMar>
-              <w:top w:w="120" w:type="dxa"/>
-              <w:left w:w="192" w:type="dxa"/>
-              <w:bottom w:w="120" w:type="dxa"/>
-              <w:right w:w="192" w:type="dxa"/>
-            </w:tcMar>
-            <w:vAlign w:val="center"/>
-          </w:tcPr>
-          <w:p>
-            <w:pPr>
-              <w:keepNext w:val="0"/>
-              <w:keepLines w:val="0"/>
-              <w:pageBreakBefore w:val="0"/>
-              <w:widowControl w:val="0"/>
-              <w:suppressLineNumbers w:val="0"/>
-              <w:kinsoku w:val="0"/>
-              <w:wordWrap/>
-              <w:overflowPunct/>
-              <w:topLinePunct w:val="0"/>
-              <w:autoSpaceDE w:val="0"/>
-              <w:autoSpaceDN w:val="0"/>
-              <w:bidi w:val="0"/>
-              <w:adjustRightInd w:val="0"/>
-              <w:snapToGrid w:val="0"/>
-              <w:spacing w:line="240" w:lineRule="auto"/>
-              <w:ind w:left="0" w:leftChars="0" w:right="0" w:rightChars="0" w:firstLine="0" w:firstLineChars="0"/>
-              <w:jc w:val="left"/>
-              <w:textAlignment w:val="baseline"/>
-              <w:rPr>
-                <w:rFonts w:hint="default" w:ascii="Segoe UI" w:hAnsi="Segoe UI" w:eastAsia="Segoe UI" w:cs="Segoe UI"/>
-                <w:i w:val="0"/>
-                <w:iCs w:val="0"/>
-                <w:caps w:val="0"/>
-                <w:color w:val="0F1115"/>
-                <w:spacing w:val="0"/>
-                <w:sz w:val="18"/>
-                <w:szCs w:val="18"/>
-              </w:rPr>
-            </w:pPr>
-            <w:r>
-              <w:rPr>
-                <w:rFonts w:hint="default" w:ascii="Segoe UI" w:hAnsi="Segoe UI" w:eastAsia="Segoe UI" w:cs="Segoe UI"/>
-                <w:i w:val="0"/>
-                <w:iCs w:val="0"/>
-                <w:caps w:val="0"/>
-                <w:snapToGrid w:val="0"/>
-                <w:color w:val="000000"/>
-                <w:spacing w:val="0"/>
-                <w:kern w:val="0"/>
-                <w:sz w:val="18"/>
-                <w:szCs w:val="18"/>
-                <w:bdr w:val="none" w:color="auto" w:sz="0" w:space="0"/>
-                <w:lang w:val="en-US" w:eastAsia="zh-CN" w:bidi="ar"/>
-              </w:rPr>
-              <w:t>带宽使用率、数据延迟、系统可用性</w:t>
-            </w:r>
-          </w:p>
-        </w:tc>
-        <w:tc>
-          <w:tcPr>
-            <w:tcW w:w="1247" w:type="dxa"/>
-            <w:tcBorders>
-              <w:top w:val="single" w:color="auto" w:sz="4" w:space="0"/>
-              <w:left w:val="single" w:color="auto" w:sz="4" w:space="0"/>
-              <w:bottom w:val="nil"/>
-              <w:right w:val="single" w:color="auto" w:sz="12" w:space="0"/>
-            </w:tcBorders>
-            <w:shd w:val="clear" w:color="auto" w:fill="FFFFFF"/>
-            <w:noWrap w:val="0"/>
-            <w:tcMar>
-              <w:top w:w="120" w:type="dxa"/>
-              <w:left w:w="192" w:type="dxa"/>
-              <w:bottom w:w="120" w:type="dxa"/>
-              <w:right w:w="-1" w:type="dxa"/>
-            </w:tcMar>
-            <w:vAlign w:val="center"/>
-          </w:tcPr>
-          <w:p>
-            <w:pPr>
-              <w:keepNext w:val="0"/>
-              <w:keepLines w:val="0"/>
-              <w:pageBreakBefore w:val="0"/>
-              <w:widowControl w:val="0"/>
-              <w:suppressLineNumbers w:val="0"/>
-              <w:kinsoku w:val="0"/>
-              <w:wordWrap/>
-              <w:overflowPunct/>
-              <w:topLinePunct w:val="0"/>
-              <w:autoSpaceDE w:val="0"/>
-              <w:autoSpaceDN w:val="0"/>
-              <w:bidi w:val="0"/>
-              <w:adjustRightInd w:val="0"/>
-              <w:snapToGrid w:val="0"/>
-              <w:spacing w:line="240" w:lineRule="auto"/>
-              <w:ind w:left="0" w:leftChars="0" w:right="0" w:rightChars="0" w:firstLine="0" w:firstLineChars="0"/>
-              <w:jc w:val="left"/>
-              <w:textAlignment w:val="baseline"/>
-              <w:rPr>
-                <w:rFonts w:hint="default" w:ascii="Segoe UI" w:hAnsi="Segoe UI" w:eastAsia="Segoe UI" w:cs="Segoe UI"/>
-                <w:i w:val="0"/>
-                <w:iCs w:val="0"/>
-                <w:caps w:val="0"/>
-                <w:color w:val="0F1115"/>
-                <w:spacing w:val="0"/>
-                <w:sz w:val="18"/>
-                <w:szCs w:val="18"/>
-              </w:rPr>
-            </w:pPr>
-            <w:r>
-              <w:rPr>
-                <w:rFonts w:hint="default" w:ascii="Segoe UI" w:hAnsi="Segoe UI" w:eastAsia="Segoe UI" w:cs="Segoe UI"/>
-                <w:i w:val="0"/>
-                <w:iCs w:val="0"/>
-                <w:caps w:val="0"/>
-                <w:snapToGrid w:val="0"/>
-                <w:color w:val="000000"/>
-                <w:spacing w:val="0"/>
-                <w:kern w:val="0"/>
-                <w:sz w:val="18"/>
-                <w:szCs w:val="18"/>
-                <w:bdr w:val="none" w:color="auto" w:sz="0" w:space="0"/>
-                <w:lang w:val="en-US" w:eastAsia="zh-CN" w:bidi="ar"/>
-              </w:rPr>
-              <w:t>网络工程师</w:t>
             </w:r>
           </w:p>
         </w:tc>
@@ -7733,6 +7071,596 @@
         </w:trPr>
         <w:tc>
           <w:tcPr>
+            <w:tcW w:w="0" w:type="auto"/>
+            <w:tcBorders>
+              <w:top w:val="single" w:color="auto" w:sz="4" w:space="0"/>
+              <w:left w:val="single" w:color="auto" w:sz="12" w:space="0"/>
+              <w:bottom w:val="nil"/>
+              <w:right w:val="nil"/>
+            </w:tcBorders>
+            <w:shd w:val="clear" w:color="auto" w:fill="FFFFFF"/>
+            <w:noWrap w:val="0"/>
+            <w:tcMar>
+              <w:top w:w="120" w:type="dxa"/>
+              <w:left w:w="-1" w:type="dxa"/>
+              <w:bottom w:w="120" w:type="dxa"/>
+              <w:right w:w="192" w:type="dxa"/>
+            </w:tcMar>
+            <w:vAlign w:val="center"/>
+          </w:tcPr>
+          <w:p>
+            <w:pPr>
+              <w:keepNext w:val="0"/>
+              <w:keepLines w:val="0"/>
+              <w:pageBreakBefore w:val="0"/>
+              <w:widowControl w:val="0"/>
+              <w:suppressLineNumbers w:val="0"/>
+              <w:kinsoku w:val="0"/>
+              <w:wordWrap/>
+              <w:overflowPunct/>
+              <w:topLinePunct w:val="0"/>
+              <w:autoSpaceDE w:val="0"/>
+              <w:autoSpaceDN w:val="0"/>
+              <w:bidi w:val="0"/>
+              <w:adjustRightInd w:val="0"/>
+              <w:snapToGrid w:val="0"/>
+              <w:spacing w:line="240" w:lineRule="auto"/>
+              <w:ind w:left="0" w:leftChars="0" w:right="0" w:rightChars="0" w:firstLine="0" w:firstLineChars="0"/>
+              <w:jc w:val="center"/>
+              <w:textAlignment w:val="baseline"/>
+              <w:rPr>
+                <w:rFonts w:hint="default" w:ascii="Segoe UI" w:hAnsi="Segoe UI" w:eastAsia="Segoe UI" w:cs="Segoe UI"/>
+                <w:i w:val="0"/>
+                <w:iCs w:val="0"/>
+                <w:caps w:val="0"/>
+                <w:color w:val="0F1115"/>
+                <w:spacing w:val="0"/>
+                <w:sz w:val="18"/>
+                <w:szCs w:val="18"/>
+              </w:rPr>
+            </w:pPr>
+            <w:r>
+              <w:rPr>
+                <w:rFonts w:hint="default" w:ascii="Segoe UI" w:hAnsi="Segoe UI" w:eastAsia="Segoe UI" w:cs="Segoe UI"/>
+                <w:i w:val="0"/>
+                <w:iCs w:val="0"/>
+                <w:caps w:val="0"/>
+                <w:snapToGrid w:val="0"/>
+                <w:color w:val="000000"/>
+                <w:spacing w:val="0"/>
+                <w:kern w:val="0"/>
+                <w:sz w:val="18"/>
+                <w:szCs w:val="18"/>
+                <w:lang w:val="en-US" w:eastAsia="zh-CN" w:bidi="ar"/>
+              </w:rPr>
+              <w:t>电力系统</w:t>
+            </w:r>
+          </w:p>
+        </w:tc>
+        <w:tc>
+          <w:tcPr>
+            <w:tcW w:w="4164" w:type="dxa"/>
+            <w:tcBorders>
+              <w:top w:val="single" w:color="auto" w:sz="4" w:space="0"/>
+              <w:left w:val="single" w:color="auto" w:sz="4" w:space="0"/>
+              <w:bottom w:val="nil"/>
+              <w:right w:val="nil"/>
+            </w:tcBorders>
+            <w:shd w:val="clear" w:color="auto" w:fill="FFFFFF"/>
+            <w:noWrap w:val="0"/>
+            <w:tcMar>
+              <w:top w:w="120" w:type="dxa"/>
+              <w:left w:w="192" w:type="dxa"/>
+              <w:bottom w:w="120" w:type="dxa"/>
+              <w:right w:w="192" w:type="dxa"/>
+            </w:tcMar>
+            <w:vAlign w:val="center"/>
+          </w:tcPr>
+          <w:p>
+            <w:pPr>
+              <w:keepNext w:val="0"/>
+              <w:keepLines w:val="0"/>
+              <w:pageBreakBefore w:val="0"/>
+              <w:widowControl w:val="0"/>
+              <w:suppressLineNumbers w:val="0"/>
+              <w:kinsoku w:val="0"/>
+              <w:wordWrap/>
+              <w:overflowPunct/>
+              <w:topLinePunct w:val="0"/>
+              <w:autoSpaceDE w:val="0"/>
+              <w:autoSpaceDN w:val="0"/>
+              <w:bidi w:val="0"/>
+              <w:adjustRightInd w:val="0"/>
+              <w:snapToGrid w:val="0"/>
+              <w:spacing w:line="240" w:lineRule="auto"/>
+              <w:ind w:left="0" w:leftChars="0" w:right="0" w:rightChars="0" w:firstLine="0" w:firstLineChars="0"/>
+              <w:jc w:val="left"/>
+              <w:textAlignment w:val="baseline"/>
+              <w:rPr>
+                <w:rFonts w:hint="default" w:ascii="Segoe UI" w:hAnsi="Segoe UI" w:eastAsia="Segoe UI" w:cs="Segoe UI"/>
+                <w:i w:val="0"/>
+                <w:iCs w:val="0"/>
+                <w:caps w:val="0"/>
+                <w:color w:val="0F1115"/>
+                <w:spacing w:val="0"/>
+                <w:sz w:val="18"/>
+                <w:szCs w:val="18"/>
+              </w:rPr>
+            </w:pPr>
+            <w:r>
+              <w:rPr>
+                <w:rFonts w:hint="default" w:ascii="Segoe UI" w:hAnsi="Segoe UI" w:eastAsia="Segoe UI" w:cs="Segoe UI"/>
+                <w:i w:val="0"/>
+                <w:iCs w:val="0"/>
+                <w:caps w:val="0"/>
+                <w:snapToGrid w:val="0"/>
+                <w:color w:val="000000"/>
+                <w:spacing w:val="0"/>
+                <w:kern w:val="0"/>
+                <w:sz w:val="18"/>
+                <w:szCs w:val="18"/>
+                <w:lang w:val="en-US" w:eastAsia="zh-CN" w:bidi="ar"/>
+              </w:rPr>
+              <w:t>满足616个车位同时充电峰值负荷</w:t>
+            </w:r>
+          </w:p>
+        </w:tc>
+        <w:tc>
+          <w:tcPr>
+            <w:tcW w:w="2121" w:type="dxa"/>
+            <w:tcBorders>
+              <w:top w:val="single" w:color="auto" w:sz="4" w:space="0"/>
+              <w:left w:val="single" w:color="auto" w:sz="4" w:space="0"/>
+              <w:bottom w:val="nil"/>
+              <w:right w:val="nil"/>
+            </w:tcBorders>
+            <w:shd w:val="clear" w:color="auto" w:fill="FFFFFF"/>
+            <w:noWrap w:val="0"/>
+            <w:tcMar>
+              <w:top w:w="120" w:type="dxa"/>
+              <w:left w:w="192" w:type="dxa"/>
+              <w:bottom w:w="120" w:type="dxa"/>
+              <w:right w:w="192" w:type="dxa"/>
+            </w:tcMar>
+            <w:vAlign w:val="center"/>
+          </w:tcPr>
+          <w:p>
+            <w:pPr>
+              <w:keepNext w:val="0"/>
+              <w:keepLines w:val="0"/>
+              <w:pageBreakBefore w:val="0"/>
+              <w:widowControl w:val="0"/>
+              <w:suppressLineNumbers w:val="0"/>
+              <w:kinsoku w:val="0"/>
+              <w:wordWrap/>
+              <w:overflowPunct/>
+              <w:topLinePunct w:val="0"/>
+              <w:autoSpaceDE w:val="0"/>
+              <w:autoSpaceDN w:val="0"/>
+              <w:bidi w:val="0"/>
+              <w:adjustRightInd w:val="0"/>
+              <w:snapToGrid w:val="0"/>
+              <w:spacing w:line="240" w:lineRule="auto"/>
+              <w:ind w:left="0" w:leftChars="0" w:right="0" w:rightChars="0" w:firstLine="0" w:firstLineChars="0"/>
+              <w:jc w:val="left"/>
+              <w:textAlignment w:val="baseline"/>
+              <w:rPr>
+                <w:rFonts w:hint="default" w:ascii="Segoe UI" w:hAnsi="Segoe UI" w:eastAsia="Segoe UI" w:cs="Segoe UI"/>
+                <w:i w:val="0"/>
+                <w:iCs w:val="0"/>
+                <w:caps w:val="0"/>
+                <w:color w:val="0F1115"/>
+                <w:spacing w:val="0"/>
+                <w:sz w:val="18"/>
+                <w:szCs w:val="18"/>
+              </w:rPr>
+            </w:pPr>
+            <w:r>
+              <w:rPr>
+                <w:rFonts w:hint="default" w:ascii="Segoe UI" w:hAnsi="Segoe UI" w:eastAsia="Segoe UI" w:cs="Segoe UI"/>
+                <w:i w:val="0"/>
+                <w:iCs w:val="0"/>
+                <w:caps w:val="0"/>
+                <w:snapToGrid w:val="0"/>
+                <w:color w:val="000000"/>
+                <w:spacing w:val="0"/>
+                <w:kern w:val="0"/>
+                <w:sz w:val="18"/>
+                <w:szCs w:val="18"/>
+                <w:lang w:val="en-US" w:eastAsia="zh-CN" w:bidi="ar"/>
+              </w:rPr>
+              <w:t>负载率、电压稳定性</w:t>
+            </w:r>
+          </w:p>
+        </w:tc>
+        <w:tc>
+          <w:tcPr>
+            <w:tcW w:w="1247" w:type="dxa"/>
+            <w:tcBorders>
+              <w:top w:val="single" w:color="auto" w:sz="4" w:space="0"/>
+              <w:left w:val="single" w:color="auto" w:sz="4" w:space="0"/>
+              <w:bottom w:val="nil"/>
+              <w:right w:val="single" w:color="auto" w:sz="12" w:space="0"/>
+            </w:tcBorders>
+            <w:shd w:val="clear" w:color="auto" w:fill="FFFFFF"/>
+            <w:noWrap w:val="0"/>
+            <w:tcMar>
+              <w:top w:w="120" w:type="dxa"/>
+              <w:left w:w="192" w:type="dxa"/>
+              <w:bottom w:w="120" w:type="dxa"/>
+              <w:right w:w="-1" w:type="dxa"/>
+            </w:tcMar>
+            <w:vAlign w:val="center"/>
+          </w:tcPr>
+          <w:p>
+            <w:pPr>
+              <w:keepNext w:val="0"/>
+              <w:keepLines w:val="0"/>
+              <w:pageBreakBefore w:val="0"/>
+              <w:widowControl w:val="0"/>
+              <w:suppressLineNumbers w:val="0"/>
+              <w:kinsoku w:val="0"/>
+              <w:wordWrap/>
+              <w:overflowPunct/>
+              <w:topLinePunct w:val="0"/>
+              <w:autoSpaceDE w:val="0"/>
+              <w:autoSpaceDN w:val="0"/>
+              <w:bidi w:val="0"/>
+              <w:adjustRightInd w:val="0"/>
+              <w:snapToGrid w:val="0"/>
+              <w:spacing w:line="240" w:lineRule="auto"/>
+              <w:ind w:left="0" w:leftChars="0" w:right="0" w:rightChars="0" w:firstLine="0" w:firstLineChars="0"/>
+              <w:jc w:val="left"/>
+              <w:textAlignment w:val="baseline"/>
+              <w:rPr>
+                <w:rFonts w:hint="default" w:ascii="Segoe UI" w:hAnsi="Segoe UI" w:eastAsia="Segoe UI" w:cs="Segoe UI"/>
+                <w:i w:val="0"/>
+                <w:iCs w:val="0"/>
+                <w:caps w:val="0"/>
+                <w:color w:val="0F1115"/>
+                <w:spacing w:val="0"/>
+                <w:sz w:val="18"/>
+                <w:szCs w:val="18"/>
+              </w:rPr>
+            </w:pPr>
+            <w:r>
+              <w:rPr>
+                <w:rFonts w:hint="default" w:ascii="Segoe UI" w:hAnsi="Segoe UI" w:eastAsia="Segoe UI" w:cs="Segoe UI"/>
+                <w:i w:val="0"/>
+                <w:iCs w:val="0"/>
+                <w:caps w:val="0"/>
+                <w:snapToGrid w:val="0"/>
+                <w:color w:val="000000"/>
+                <w:spacing w:val="0"/>
+                <w:kern w:val="0"/>
+                <w:sz w:val="18"/>
+                <w:szCs w:val="18"/>
+                <w:lang w:val="en-US" w:eastAsia="zh-CN" w:bidi="ar"/>
+              </w:rPr>
+              <w:t>基础环境运维工程师</w:t>
+            </w:r>
+          </w:p>
+        </w:tc>
+      </w:tr>
+      <w:tr>
+        <w:tblPrEx>
+          <w:tblBorders>
+            <w:top w:val="none" w:color="auto" w:sz="0" w:space="0"/>
+            <w:left w:val="none" w:color="auto" w:sz="0" w:space="0"/>
+            <w:bottom w:val="none" w:color="auto" w:sz="0" w:space="0"/>
+            <w:right w:val="none" w:color="auto" w:sz="0" w:space="0"/>
+            <w:insideH w:val="none" w:color="auto" w:sz="0" w:space="0"/>
+            <w:insideV w:val="none" w:color="auto" w:sz="0" w:space="0"/>
+          </w:tblBorders>
+          <w:shd w:val="clear" w:color="auto" w:fill="FFFFFF"/>
+          <w:tblCellMar>
+            <w:top w:w="15" w:type="dxa"/>
+            <w:left w:w="15" w:type="dxa"/>
+            <w:bottom w:w="15" w:type="dxa"/>
+            <w:right w:w="15" w:type="dxa"/>
+          </w:tblCellMar>
+        </w:tblPrEx>
+        <w:trPr>
+          <w:trHeight w:val="0" w:hRule="atLeast"/>
+          <w:jc w:val="center"/>
+        </w:trPr>
+        <w:tc>
+          <w:tcPr>
+            <w:tcW w:w="0" w:type="auto"/>
+            <w:tcBorders>
+              <w:top w:val="single" w:color="auto" w:sz="4" w:space="0"/>
+              <w:left w:val="single" w:color="auto" w:sz="12" w:space="0"/>
+              <w:bottom w:val="nil"/>
+              <w:right w:val="nil"/>
+            </w:tcBorders>
+            <w:shd w:val="clear" w:color="auto" w:fill="FFFFFF"/>
+            <w:noWrap w:val="0"/>
+            <w:tcMar>
+              <w:top w:w="120" w:type="dxa"/>
+              <w:left w:w="-1" w:type="dxa"/>
+              <w:bottom w:w="120" w:type="dxa"/>
+              <w:right w:w="192" w:type="dxa"/>
+            </w:tcMar>
+            <w:vAlign w:val="center"/>
+          </w:tcPr>
+          <w:p>
+            <w:pPr>
+              <w:keepNext w:val="0"/>
+              <w:keepLines w:val="0"/>
+              <w:pageBreakBefore w:val="0"/>
+              <w:widowControl w:val="0"/>
+              <w:suppressLineNumbers w:val="0"/>
+              <w:kinsoku w:val="0"/>
+              <w:wordWrap/>
+              <w:overflowPunct/>
+              <w:topLinePunct w:val="0"/>
+              <w:autoSpaceDE w:val="0"/>
+              <w:autoSpaceDN w:val="0"/>
+              <w:bidi w:val="0"/>
+              <w:adjustRightInd w:val="0"/>
+              <w:snapToGrid w:val="0"/>
+              <w:spacing w:line="240" w:lineRule="auto"/>
+              <w:ind w:left="0" w:leftChars="0" w:right="0" w:rightChars="0" w:firstLine="0" w:firstLineChars="0"/>
+              <w:jc w:val="center"/>
+              <w:textAlignment w:val="baseline"/>
+              <w:rPr>
+                <w:rFonts w:hint="default" w:ascii="Segoe UI" w:hAnsi="Segoe UI" w:eastAsia="Segoe UI" w:cs="Segoe UI"/>
+                <w:i w:val="0"/>
+                <w:iCs w:val="0"/>
+                <w:caps w:val="0"/>
+                <w:color w:val="0F1115"/>
+                <w:spacing w:val="0"/>
+                <w:sz w:val="18"/>
+                <w:szCs w:val="18"/>
+              </w:rPr>
+            </w:pPr>
+            <w:r>
+              <w:rPr>
+                <w:rFonts w:hint="default" w:ascii="Segoe UI" w:hAnsi="Segoe UI" w:eastAsia="Segoe UI" w:cs="Segoe UI"/>
+                <w:i w:val="0"/>
+                <w:iCs w:val="0"/>
+                <w:caps w:val="0"/>
+                <w:snapToGrid w:val="0"/>
+                <w:color w:val="000000"/>
+                <w:spacing w:val="0"/>
+                <w:kern w:val="0"/>
+                <w:sz w:val="18"/>
+                <w:szCs w:val="18"/>
+                <w:lang w:val="en-US" w:eastAsia="zh-CN" w:bidi="ar"/>
+              </w:rPr>
+              <w:t>网络与监控系统</w:t>
+            </w:r>
+          </w:p>
+        </w:tc>
+        <w:tc>
+          <w:tcPr>
+            <w:tcW w:w="4164" w:type="dxa"/>
+            <w:tcBorders>
+              <w:top w:val="single" w:color="auto" w:sz="4" w:space="0"/>
+              <w:left w:val="single" w:color="auto" w:sz="4" w:space="0"/>
+              <w:bottom w:val="nil"/>
+              <w:right w:val="nil"/>
+            </w:tcBorders>
+            <w:shd w:val="clear" w:color="auto" w:fill="FFFFFF"/>
+            <w:noWrap w:val="0"/>
+            <w:tcMar>
+              <w:top w:w="120" w:type="dxa"/>
+              <w:left w:w="192" w:type="dxa"/>
+              <w:bottom w:w="120" w:type="dxa"/>
+              <w:right w:w="192" w:type="dxa"/>
+            </w:tcMar>
+            <w:vAlign w:val="center"/>
+          </w:tcPr>
+          <w:p>
+            <w:pPr>
+              <w:keepNext w:val="0"/>
+              <w:keepLines w:val="0"/>
+              <w:pageBreakBefore w:val="0"/>
+              <w:widowControl w:val="0"/>
+              <w:suppressLineNumbers w:val="0"/>
+              <w:kinsoku w:val="0"/>
+              <w:wordWrap/>
+              <w:overflowPunct/>
+              <w:topLinePunct w:val="0"/>
+              <w:autoSpaceDE w:val="0"/>
+              <w:autoSpaceDN w:val="0"/>
+              <w:bidi w:val="0"/>
+              <w:adjustRightInd w:val="0"/>
+              <w:snapToGrid w:val="0"/>
+              <w:spacing w:line="240" w:lineRule="auto"/>
+              <w:ind w:left="0" w:leftChars="0" w:right="0" w:rightChars="0" w:firstLine="0" w:firstLineChars="0"/>
+              <w:jc w:val="left"/>
+              <w:textAlignment w:val="baseline"/>
+              <w:rPr>
+                <w:rFonts w:hint="default" w:ascii="Segoe UI" w:hAnsi="Segoe UI" w:eastAsia="Segoe UI" w:cs="Segoe UI"/>
+                <w:i w:val="0"/>
+                <w:iCs w:val="0"/>
+                <w:caps w:val="0"/>
+                <w:color w:val="0F1115"/>
+                <w:spacing w:val="0"/>
+                <w:sz w:val="18"/>
+                <w:szCs w:val="18"/>
+              </w:rPr>
+            </w:pPr>
+            <w:r>
+              <w:rPr>
+                <w:rFonts w:hint="default" w:ascii="Segoe UI" w:hAnsi="Segoe UI" w:eastAsia="Segoe UI" w:cs="Segoe UI"/>
+                <w:i w:val="0"/>
+                <w:iCs w:val="0"/>
+                <w:caps w:val="0"/>
+                <w:snapToGrid w:val="0"/>
+                <w:color w:val="000000"/>
+                <w:spacing w:val="0"/>
+                <w:kern w:val="0"/>
+                <w:sz w:val="18"/>
+                <w:szCs w:val="18"/>
+                <w:lang w:val="en-US" w:eastAsia="zh-CN" w:bidi="ar"/>
+              </w:rPr>
+              <w:t>支持远程监控、数据传输、移动端管理</w:t>
+            </w:r>
+          </w:p>
+        </w:tc>
+        <w:tc>
+          <w:tcPr>
+            <w:tcW w:w="2121" w:type="dxa"/>
+            <w:tcBorders>
+              <w:top w:val="single" w:color="auto" w:sz="4" w:space="0"/>
+              <w:left w:val="single" w:color="auto" w:sz="4" w:space="0"/>
+              <w:bottom w:val="nil"/>
+              <w:right w:val="nil"/>
+            </w:tcBorders>
+            <w:shd w:val="clear" w:color="auto" w:fill="FFFFFF"/>
+            <w:noWrap w:val="0"/>
+            <w:tcMar>
+              <w:top w:w="120" w:type="dxa"/>
+              <w:left w:w="192" w:type="dxa"/>
+              <w:bottom w:w="120" w:type="dxa"/>
+              <w:right w:w="192" w:type="dxa"/>
+            </w:tcMar>
+            <w:vAlign w:val="center"/>
+          </w:tcPr>
+          <w:p>
+            <w:pPr>
+              <w:keepNext w:val="0"/>
+              <w:keepLines w:val="0"/>
+              <w:pageBreakBefore w:val="0"/>
+              <w:widowControl w:val="0"/>
+              <w:suppressLineNumbers w:val="0"/>
+              <w:kinsoku w:val="0"/>
+              <w:wordWrap/>
+              <w:overflowPunct/>
+              <w:topLinePunct w:val="0"/>
+              <w:autoSpaceDE w:val="0"/>
+              <w:autoSpaceDN w:val="0"/>
+              <w:bidi w:val="0"/>
+              <w:adjustRightInd w:val="0"/>
+              <w:snapToGrid w:val="0"/>
+              <w:spacing w:line="240" w:lineRule="auto"/>
+              <w:ind w:left="0" w:leftChars="0" w:right="0" w:rightChars="0" w:firstLine="0" w:firstLineChars="0"/>
+              <w:jc w:val="left"/>
+              <w:textAlignment w:val="baseline"/>
+              <w:rPr>
+                <w:rFonts w:hint="default" w:ascii="Segoe UI" w:hAnsi="Segoe UI" w:eastAsia="Segoe UI" w:cs="Segoe UI"/>
+                <w:i w:val="0"/>
+                <w:iCs w:val="0"/>
+                <w:caps w:val="0"/>
+                <w:color w:val="0F1115"/>
+                <w:spacing w:val="0"/>
+                <w:sz w:val="18"/>
+                <w:szCs w:val="18"/>
+              </w:rPr>
+            </w:pPr>
+            <w:r>
+              <w:rPr>
+                <w:rFonts w:hint="default" w:ascii="Segoe UI" w:hAnsi="Segoe UI" w:eastAsia="Segoe UI" w:cs="Segoe UI"/>
+                <w:i w:val="0"/>
+                <w:iCs w:val="0"/>
+                <w:caps w:val="0"/>
+                <w:snapToGrid w:val="0"/>
+                <w:color w:val="000000"/>
+                <w:spacing w:val="0"/>
+                <w:kern w:val="0"/>
+                <w:sz w:val="18"/>
+                <w:szCs w:val="18"/>
+                <w:lang w:val="en-US" w:eastAsia="zh-CN" w:bidi="ar"/>
+              </w:rPr>
+              <w:t>带宽使用率、数据延迟、系统可用性</w:t>
+            </w:r>
+          </w:p>
+        </w:tc>
+        <w:tc>
+          <w:tcPr>
+            <w:tcW w:w="1247" w:type="dxa"/>
+            <w:tcBorders>
+              <w:top w:val="single" w:color="auto" w:sz="4" w:space="0"/>
+              <w:left w:val="single" w:color="auto" w:sz="4" w:space="0"/>
+              <w:bottom w:val="nil"/>
+              <w:right w:val="single" w:color="auto" w:sz="12" w:space="0"/>
+            </w:tcBorders>
+            <w:shd w:val="clear" w:color="auto" w:fill="FFFFFF"/>
+            <w:noWrap w:val="0"/>
+            <w:tcMar>
+              <w:top w:w="120" w:type="dxa"/>
+              <w:left w:w="192" w:type="dxa"/>
+              <w:bottom w:w="120" w:type="dxa"/>
+              <w:right w:w="-1" w:type="dxa"/>
+            </w:tcMar>
+            <w:vAlign w:val="center"/>
+          </w:tcPr>
+          <w:p>
+            <w:pPr>
+              <w:keepNext w:val="0"/>
+              <w:keepLines w:val="0"/>
+              <w:pageBreakBefore w:val="0"/>
+              <w:widowControl w:val="0"/>
+              <w:suppressLineNumbers w:val="0"/>
+              <w:kinsoku w:val="0"/>
+              <w:wordWrap/>
+              <w:overflowPunct/>
+              <w:topLinePunct w:val="0"/>
+              <w:autoSpaceDE w:val="0"/>
+              <w:autoSpaceDN w:val="0"/>
+              <w:bidi w:val="0"/>
+              <w:adjustRightInd w:val="0"/>
+              <w:snapToGrid w:val="0"/>
+              <w:spacing w:line="240" w:lineRule="auto"/>
+              <w:ind w:left="0" w:leftChars="0" w:right="0" w:rightChars="0" w:firstLine="0" w:firstLineChars="0"/>
+              <w:jc w:val="left"/>
+              <w:textAlignment w:val="baseline"/>
+              <w:rPr>
+                <w:rFonts w:hint="default" w:ascii="Segoe UI" w:hAnsi="Segoe UI" w:eastAsia="Segoe UI" w:cs="Segoe UI"/>
+                <w:i w:val="0"/>
+                <w:iCs w:val="0"/>
+                <w:caps w:val="0"/>
+                <w:color w:val="0F1115"/>
+                <w:spacing w:val="0"/>
+                <w:sz w:val="18"/>
+                <w:szCs w:val="18"/>
+              </w:rPr>
+            </w:pPr>
+            <w:r>
+              <w:rPr>
+                <w:rFonts w:hint="default" w:ascii="Segoe UI" w:hAnsi="Segoe UI" w:eastAsia="Segoe UI" w:cs="Segoe UI"/>
+                <w:i w:val="0"/>
+                <w:iCs w:val="0"/>
+                <w:caps w:val="0"/>
+                <w:snapToGrid w:val="0"/>
+                <w:color w:val="000000"/>
+                <w:spacing w:val="0"/>
+                <w:kern w:val="0"/>
+                <w:sz w:val="18"/>
+                <w:szCs w:val="18"/>
+                <w:lang w:val="en-US" w:eastAsia="zh-CN" w:bidi="ar"/>
+              </w:rPr>
+              <w:t>网络工程师</w:t>
+            </w:r>
+          </w:p>
+        </w:tc>
+      </w:tr>
+      <w:tr>
+        <w:tblPrEx>
+          <w:tblBorders>
+            <w:top w:val="none" w:color="auto" w:sz="0" w:space="0"/>
+            <w:left w:val="none" w:color="auto" w:sz="0" w:space="0"/>
+            <w:bottom w:val="none" w:color="auto" w:sz="0" w:space="0"/>
+            <w:right w:val="none" w:color="auto" w:sz="0" w:space="0"/>
+            <w:insideH w:val="none" w:color="auto" w:sz="0" w:space="0"/>
+            <w:insideV w:val="none" w:color="auto" w:sz="0" w:space="0"/>
+          </w:tblBorders>
+          <w:shd w:val="clear" w:color="auto" w:fill="FFFFFF"/>
+          <w:tblCellMar>
+            <w:top w:w="15" w:type="dxa"/>
+            <w:left w:w="15" w:type="dxa"/>
+            <w:bottom w:w="15" w:type="dxa"/>
+            <w:right w:w="15" w:type="dxa"/>
+          </w:tblCellMar>
+        </w:tblPrEx>
+        <w:trPr>
+          <w:trHeight w:val="0" w:hRule="atLeast"/>
+          <w:jc w:val="center"/>
+        </w:trPr>
+        <w:tc>
+          <w:tcPr>
             <w:tcW w:w="990" w:type="dxa"/>
             <w:tcBorders>
               <w:top w:val="single" w:color="auto" w:sz="4" w:space="0"/>
@@ -7793,7 +7721,6 @@
                 <w:kern w:val="0"/>
                 <w:sz w:val="18"/>
                 <w:szCs w:val="18"/>
-                <w:bdr w:val="none" w:color="auto" w:sz="0" w:space="0"/>
                 <w:lang w:val="en-US" w:eastAsia="zh-CN" w:bidi="ar"/>
               </w:rPr>
               <w:t>软件系统</w:t>
@@ -7862,7 +7789,6 @@
                 <w:kern w:val="0"/>
                 <w:sz w:val="18"/>
                 <w:szCs w:val="18"/>
-                <w:bdr w:val="none" w:color="auto" w:sz="0" w:space="0"/>
                 <w:lang w:val="en-US" w:eastAsia="zh-CN" w:bidi="ar"/>
               </w:rPr>
               <w:t>支持用户认证、支付、数据分析、故障告警</w:t>
@@ -7931,7 +7857,6 @@
                 <w:kern w:val="0"/>
                 <w:sz w:val="18"/>
                 <w:szCs w:val="18"/>
-                <w:bdr w:val="none" w:color="auto" w:sz="0" w:space="0"/>
                 <w:lang w:val="en-US" w:eastAsia="zh-CN" w:bidi="ar"/>
               </w:rPr>
               <w:t>并发用户数、响应时间、存储容量</w:t>
@@ -8000,7 +7925,6 @@
                 <w:kern w:val="0"/>
                 <w:sz w:val="18"/>
                 <w:szCs w:val="18"/>
-                <w:bdr w:val="none" w:color="auto" w:sz="0" w:space="0"/>
                 <w:lang w:val="en-US" w:eastAsia="zh-CN" w:bidi="ar"/>
               </w:rPr>
               <w:t>软件运维工程师</w:t>
@@ -8031,7 +7955,7 @@
           <w:lang w:val="en-US" w:eastAsia="zh-CN"/>
         </w:rPr>
       </w:pPr>
-      <w:bookmarkStart w:id="13" w:name="_Toc23163"/>
+      <w:bookmarkStart w:id="13" w:name="_Toc17821"/>
       <w:r>
         <w:rPr>
           <w:rFonts w:hint="default"/>
@@ -8153,7 +8077,7 @@
           <w:lang w:val="en-US" w:eastAsia="zh-CN"/>
         </w:rPr>
       </w:pPr>
-      <w:bookmarkStart w:id="14" w:name="_Toc18339"/>
+      <w:bookmarkStart w:id="14" w:name="_Toc13956"/>
       <w:r>
         <w:rPr>
           <w:rFonts w:hint="default"/>
@@ -8165,6 +8089,7 @@
     </w:p>
     <w:tbl>
       <w:tblPr>
+        <w:tblStyle w:val="20"/>
         <w:tblW w:w="8522" w:type="dxa"/>
         <w:jc w:val="center"/>
         <w:tblBorders>
@@ -8277,7 +8202,6 @@
                 <w:kern w:val="0"/>
                 <w:sz w:val="18"/>
                 <w:szCs w:val="18"/>
-                <w:bdr w:val="none" w:color="auto" w:sz="0" w:space="0"/>
                 <w:lang w:val="en-US" w:eastAsia="zh-CN" w:bidi="ar"/>
               </w:rPr>
               <w:t>监控周期</w:t>
@@ -8348,7 +8272,6 @@
                 <w:kern w:val="0"/>
                 <w:sz w:val="18"/>
                 <w:szCs w:val="18"/>
-                <w:bdr w:val="none" w:color="auto" w:sz="0" w:space="0"/>
                 <w:lang w:val="en-US" w:eastAsia="zh-CN" w:bidi="ar"/>
               </w:rPr>
               <w:t>监控内容</w:t>
@@ -8419,7 +8342,6 @@
                 <w:kern w:val="0"/>
                 <w:sz w:val="18"/>
                 <w:szCs w:val="18"/>
-                <w:bdr w:val="none" w:color="auto" w:sz="0" w:space="0"/>
                 <w:lang w:val="en-US" w:eastAsia="zh-CN" w:bidi="ar"/>
               </w:rPr>
               <w:t>评估标准</w:t>
@@ -8490,7 +8412,6 @@
                 <w:kern w:val="0"/>
                 <w:sz w:val="18"/>
                 <w:szCs w:val="18"/>
-                <w:bdr w:val="none" w:color="auto" w:sz="0" w:space="0"/>
                 <w:lang w:val="en-US" w:eastAsia="zh-CN" w:bidi="ar"/>
               </w:rPr>
               <w:t>责任岗位</w:t>
@@ -8582,7 +8503,6 @@
                 <w:kern w:val="0"/>
                 <w:sz w:val="18"/>
                 <w:szCs w:val="18"/>
-                <w:bdr w:val="none" w:color="auto" w:sz="0" w:space="0"/>
                 <w:lang w:val="en-US" w:eastAsia="zh-CN" w:bidi="ar"/>
               </w:rPr>
               <w:t>月度</w:t>
@@ -8651,7 +8571,6 @@
                 <w:kern w:val="0"/>
                 <w:sz w:val="18"/>
                 <w:szCs w:val="18"/>
-                <w:bdr w:val="none" w:color="auto" w:sz="0" w:space="0"/>
                 <w:lang w:val="en-US" w:eastAsia="zh-CN" w:bidi="ar"/>
               </w:rPr>
               <w:t>设备使用率、系统响应时间、人员负荷</w:t>
@@ -8720,7 +8639,6 @@
                 <w:kern w:val="0"/>
                 <w:sz w:val="18"/>
                 <w:szCs w:val="18"/>
-                <w:bdr w:val="none" w:color="auto" w:sz="0" w:space="0"/>
                 <w:lang w:val="en-US" w:eastAsia="zh-CN" w:bidi="ar"/>
               </w:rPr>
               <w:t>使用率≤85%，响应时间≤2秒</w:t>
@@ -8789,7 +8707,6 @@
                 <w:kern w:val="0"/>
                 <w:sz w:val="18"/>
                 <w:szCs w:val="18"/>
-                <w:bdr w:val="none" w:color="auto" w:sz="0" w:space="0"/>
                 <w:lang w:val="en-US" w:eastAsia="zh-CN" w:bidi="ar"/>
               </w:rPr>
               <w:t>运维实施工程师</w:t>
@@ -8881,7 +8798,6 @@
                 <w:kern w:val="0"/>
                 <w:sz w:val="18"/>
                 <w:szCs w:val="18"/>
-                <w:bdr w:val="none" w:color="auto" w:sz="0" w:space="0"/>
                 <w:lang w:val="en-US" w:eastAsia="zh-CN" w:bidi="ar"/>
               </w:rPr>
               <w:t>季度</w:t>
@@ -8950,7 +8866,6 @@
                 <w:kern w:val="0"/>
                 <w:sz w:val="18"/>
                 <w:szCs w:val="18"/>
-                <w:bdr w:val="none" w:color="auto" w:sz="0" w:space="0"/>
                 <w:lang w:val="en-US" w:eastAsia="zh-CN" w:bidi="ar"/>
               </w:rPr>
               <w:t>系统并发用户数、存储增长趋势</w:t>
@@ -9019,7 +8934,6 @@
                 <w:kern w:val="0"/>
                 <w:sz w:val="18"/>
                 <w:szCs w:val="18"/>
-                <w:bdr w:val="none" w:color="auto" w:sz="0" w:space="0"/>
                 <w:lang w:val="en-US" w:eastAsia="zh-CN" w:bidi="ar"/>
               </w:rPr>
               <w:t>存储余量≥30%</w:t>
@@ -9088,7 +9002,6 @@
                 <w:kern w:val="0"/>
                 <w:sz w:val="18"/>
                 <w:szCs w:val="18"/>
-                <w:bdr w:val="none" w:color="auto" w:sz="0" w:space="0"/>
                 <w:lang w:val="en-US" w:eastAsia="zh-CN" w:bidi="ar"/>
               </w:rPr>
               <w:t>软件运维工程师</w:t>
@@ -9180,7 +9093,6 @@
                 <w:kern w:val="0"/>
                 <w:sz w:val="18"/>
                 <w:szCs w:val="18"/>
-                <w:bdr w:val="none" w:color="auto" w:sz="0" w:space="0"/>
                 <w:lang w:val="en-US" w:eastAsia="zh-CN" w:bidi="ar"/>
               </w:rPr>
               <w:t>半年度</w:t>
@@ -9249,7 +9161,6 @@
                 <w:kern w:val="0"/>
                 <w:sz w:val="18"/>
                 <w:szCs w:val="18"/>
-                <w:bdr w:val="none" w:color="auto" w:sz="0" w:space="0"/>
                 <w:lang w:val="en-US" w:eastAsia="zh-CN" w:bidi="ar"/>
               </w:rPr>
               <w:t>整体资源使用趋势、容量缺口预测</w:t>
@@ -9318,7 +9229,6 @@
                 <w:kern w:val="0"/>
                 <w:sz w:val="18"/>
                 <w:szCs w:val="18"/>
-                <w:bdr w:val="none" w:color="auto" w:sz="0" w:space="0"/>
                 <w:lang w:val="en-US" w:eastAsia="zh-CN" w:bidi="ar"/>
               </w:rPr>
               <w:t>符合项目进展与合同约定</w:t>
@@ -9387,7 +9297,6 @@
                 <w:kern w:val="0"/>
                 <w:sz w:val="18"/>
                 <w:szCs w:val="18"/>
-                <w:bdr w:val="none" w:color="auto" w:sz="0" w:space="0"/>
                 <w:lang w:val="en-US" w:eastAsia="zh-CN" w:bidi="ar"/>
               </w:rPr>
               <w:t>运维部经理</w:t>
@@ -9479,7 +9388,6 @@
                 <w:kern w:val="0"/>
                 <w:sz w:val="18"/>
                 <w:szCs w:val="18"/>
-                <w:bdr w:val="none" w:color="auto" w:sz="0" w:space="0"/>
                 <w:lang w:val="en-US" w:eastAsia="zh-CN" w:bidi="ar"/>
               </w:rPr>
               <w:t>年度</w:t>
@@ -9548,7 +9456,6 @@
                 <w:kern w:val="0"/>
                 <w:sz w:val="18"/>
                 <w:szCs w:val="18"/>
-                <w:bdr w:val="none" w:color="auto" w:sz="0" w:space="0"/>
                 <w:lang w:val="en-US" w:eastAsia="zh-CN" w:bidi="ar"/>
               </w:rPr>
               <w:t>年度容量总结与下一年度规划</w:t>
@@ -9617,7 +9524,6 @@
                 <w:kern w:val="0"/>
                 <w:sz w:val="18"/>
                 <w:szCs w:val="18"/>
-                <w:bdr w:val="none" w:color="auto" w:sz="0" w:space="0"/>
                 <w:lang w:val="en-US" w:eastAsia="zh-CN" w:bidi="ar"/>
               </w:rPr>
               <w:t>资源充足率≥95%</w:t>
@@ -9686,7 +9592,6 @@
                 <w:kern w:val="0"/>
                 <w:sz w:val="18"/>
                 <w:szCs w:val="18"/>
-                <w:bdr w:val="none" w:color="auto" w:sz="0" w:space="0"/>
                 <w:lang w:val="en-US" w:eastAsia="zh-CN" w:bidi="ar"/>
               </w:rPr>
               <w:t>副总经理</w:t>
@@ -9717,7 +9622,7 @@
           <w:lang w:val="en-US" w:eastAsia="zh-CN"/>
         </w:rPr>
       </w:pPr>
-      <w:bookmarkStart w:id="15" w:name="_Toc8069"/>
+      <w:bookmarkStart w:id="15" w:name="_Toc19080"/>
       <w:r>
         <w:rPr>
           <w:rFonts w:hint="default"/>
@@ -9736,7 +9641,7 @@
           <w:lang w:val="en-US" w:eastAsia="zh-CN"/>
         </w:rPr>
       </w:pPr>
-      <w:bookmarkStart w:id="16" w:name="_Toc12671"/>
+      <w:bookmarkStart w:id="16" w:name="_Toc12287"/>
       <w:r>
         <w:rPr>
           <w:rFonts w:hint="default"/>
@@ -9772,7 +9677,7 @@
           <w:lang w:val="en-US" w:eastAsia="zh-CN"/>
         </w:rPr>
       </w:pPr>
-      <w:bookmarkStart w:id="17" w:name="_Toc1950"/>
+      <w:bookmarkStart w:id="17" w:name="_Toc23043"/>
       <w:r>
         <w:rPr>
           <w:rFonts w:hint="default"/>
@@ -9859,7 +9764,7 @@
           <w:lang w:val="en-US" w:eastAsia="zh-CN"/>
         </w:rPr>
       </w:pPr>
-      <w:bookmarkStart w:id="18" w:name="_Toc5711"/>
+      <w:bookmarkStart w:id="18" w:name="_Toc20466"/>
       <w:r>
         <w:rPr>
           <w:rFonts w:hint="default"/>
@@ -9925,7 +9830,7 @@
           <w:lang w:val="en-US" w:eastAsia="zh-CN"/>
         </w:rPr>
       </w:pPr>
-      <w:bookmarkStart w:id="19" w:name="_Toc22404"/>
+      <w:bookmarkStart w:id="19" w:name="_Toc18594"/>
       <w:r>
         <w:rPr>
           <w:rFonts w:hint="default"/>

--- a/6-过程管理/运行记录类文件/060204-盐都区新能源汽车充电站建设项目-容量管理计划.docx
+++ b/6-过程管理/运行记录类文件/060204-盐都区新能源汽车充电站建设项目-容量管理计划.docx
@@ -26,29 +26,6 @@
       </w:pPr>
       <w:bookmarkStart w:id="0" w:name="_Toc22611"/>
     </w:p>
-    <w:p>
-      <w:pPr>
-        <w:pStyle w:val="26"/>
-        <w:keepNext w:val="0"/>
-        <w:keepLines w:val="0"/>
-        <w:pageBreakBefore w:val="0"/>
-        <w:widowControl w:val="0"/>
-        <w:kinsoku w:val="0"/>
-        <w:wordWrap/>
-        <w:overflowPunct/>
-        <w:topLinePunct w:val="0"/>
-        <w:autoSpaceDE w:val="0"/>
-        <w:autoSpaceDN w:val="0"/>
-        <w:bidi w:val="0"/>
-        <w:adjustRightInd w:val="0"/>
-        <w:snapToGrid w:val="0"/>
-        <w:textAlignment w:val="baseline"/>
-        <w:rPr>
-          <w:rFonts w:hint="eastAsia"/>
-          <w:lang w:val="en-US" w:eastAsia="zh-CN"/>
-        </w:rPr>
-      </w:pPr>
-    </w:p>
     <w:bookmarkEnd w:id="0"/>
     <w:p>
       <w:pPr>
@@ -72,7 +49,7 @@
           <w:lang w:val="en-US" w:eastAsia="zh-CN"/>
         </w:rPr>
       </w:pPr>
-      <w:bookmarkStart w:id="1" w:name="_Toc17794"/>
+      <w:bookmarkStart w:id="1" w:name="_Toc28762"/>
       <w:r>
         <w:rPr>
           <w:rFonts w:hint="eastAsia"/>
@@ -104,7 +81,7 @@
           <w:lang w:val="en-US" w:eastAsia="zh-CN"/>
         </w:rPr>
       </w:pPr>
-      <w:bookmarkStart w:id="2" w:name="_Toc5110"/>
+      <w:bookmarkStart w:id="2" w:name="_Toc5483"/>
       <w:r>
         <w:rPr>
           <w:rFonts w:hint="eastAsia"/>
@@ -133,7 +110,7 @@
         <w:textAlignment w:val="baseline"/>
       </w:pPr>
       <w:bookmarkStart w:id="3" w:name="_Toc17781"/>
-      <w:bookmarkStart w:id="4" w:name="_Toc26286"/>
+      <w:bookmarkStart w:id="4" w:name="_Toc19534"/>
       <w:r>
         <w:t>中达丰集团有限公司</w:t>
       </w:r>
@@ -297,7 +274,7 @@
         </w:rPr>
       </w:pPr>
       <w:bookmarkStart w:id="5" w:name="_Toc16271"/>
-      <w:bookmarkStart w:id="6" w:name="_Toc23163"/>
+      <w:bookmarkStart w:id="6" w:name="_Toc23506"/>
       <w:r>
         <w:rPr>
           <w:rFonts w:ascii="宋体" w:hAnsi="宋体" w:eastAsia="宋体" w:cs="宋体"/>
@@ -1689,7 +1666,7 @@
             <w:fldChar w:fldCharType="begin"/>
           </w:r>
           <w:r>
-            <w:instrText xml:space="preserve"> HYPERLINK \l _Toc17794 </w:instrText>
+            <w:instrText xml:space="preserve"> HYPERLINK \l _Toc28762 </w:instrText>
           </w:r>
           <w:r>
             <w:fldChar w:fldCharType="separate"/>
@@ -1708,7 +1685,7 @@
             <w:fldChar w:fldCharType="begin"/>
           </w:r>
           <w:r>
-            <w:instrText xml:space="preserve"> PAGEREF _Toc17794 \h </w:instrText>
+            <w:instrText xml:space="preserve"> PAGEREF _Toc28762 \h </w:instrText>
           </w:r>
           <w:r>
             <w:fldChar w:fldCharType="separate"/>
@@ -1734,7 +1711,7 @@
             <w:fldChar w:fldCharType="begin"/>
           </w:r>
           <w:r>
-            <w:instrText xml:space="preserve"> HYPERLINK \l _Toc5110 </w:instrText>
+            <w:instrText xml:space="preserve"> HYPERLINK \l _Toc5483 </w:instrText>
           </w:r>
           <w:r>
             <w:fldChar w:fldCharType="separate"/>
@@ -1753,7 +1730,7 @@
             <w:fldChar w:fldCharType="begin"/>
           </w:r>
           <w:r>
-            <w:instrText xml:space="preserve"> PAGEREF _Toc5110 \h </w:instrText>
+            <w:instrText xml:space="preserve"> PAGEREF _Toc5483 \h </w:instrText>
           </w:r>
           <w:r>
             <w:fldChar w:fldCharType="separate"/>
@@ -1779,7 +1756,7 @@
             <w:fldChar w:fldCharType="begin"/>
           </w:r>
           <w:r>
-            <w:instrText xml:space="preserve"> HYPERLINK \l _Toc26286 </w:instrText>
+            <w:instrText xml:space="preserve"> HYPERLINK \l _Toc19534 </w:instrText>
           </w:r>
           <w:r>
             <w:fldChar w:fldCharType="separate"/>
@@ -1794,7 +1771,7 @@
             <w:fldChar w:fldCharType="begin"/>
           </w:r>
           <w:r>
-            <w:instrText xml:space="preserve"> PAGEREF _Toc26286 \h </w:instrText>
+            <w:instrText xml:space="preserve"> PAGEREF _Toc19534 \h </w:instrText>
           </w:r>
           <w:r>
             <w:fldChar w:fldCharType="separate"/>
@@ -1820,7 +1797,7 @@
             <w:fldChar w:fldCharType="begin"/>
           </w:r>
           <w:r>
-            <w:instrText xml:space="preserve"> HYPERLINK \l _Toc23163 </w:instrText>
+            <w:instrText xml:space="preserve"> HYPERLINK \l _Toc23506 </w:instrText>
           </w:r>
           <w:r>
             <w:fldChar w:fldCharType="separate"/>
@@ -1840,7 +1817,7 @@
             <w:fldChar w:fldCharType="begin"/>
           </w:r>
           <w:r>
-            <w:instrText xml:space="preserve"> PAGEREF _Toc23163 \h </w:instrText>
+            <w:instrText xml:space="preserve"> PAGEREF _Toc23506 \h </w:instrText>
           </w:r>
           <w:r>
             <w:fldChar w:fldCharType="separate"/>
@@ -1866,7 +1843,7 @@
             <w:fldChar w:fldCharType="begin"/>
           </w:r>
           <w:r>
-            <w:instrText xml:space="preserve"> HYPERLINK \l _Toc2214 </w:instrText>
+            <w:instrText xml:space="preserve"> HYPERLINK \l _Toc23923 </w:instrText>
           </w:r>
           <w:r>
             <w:fldChar w:fldCharType="separate"/>
@@ -1885,7 +1862,7 @@
             <w:fldChar w:fldCharType="begin"/>
           </w:r>
           <w:r>
-            <w:instrText xml:space="preserve"> PAGEREF _Toc2214 \h </w:instrText>
+            <w:instrText xml:space="preserve"> PAGEREF _Toc23923 \h </w:instrText>
           </w:r>
           <w:r>
             <w:fldChar w:fldCharType="separate"/>
@@ -1911,7 +1888,7 @@
             <w:fldChar w:fldCharType="begin"/>
           </w:r>
           <w:r>
-            <w:instrText xml:space="preserve"> HYPERLINK \l _Toc14622 </w:instrText>
+            <w:instrText xml:space="preserve"> HYPERLINK \l _Toc8695 </w:instrText>
           </w:r>
           <w:r>
             <w:fldChar w:fldCharType="separate"/>
@@ -1930,7 +1907,7 @@
             <w:fldChar w:fldCharType="begin"/>
           </w:r>
           <w:r>
-            <w:instrText xml:space="preserve"> PAGEREF _Toc14622 \h </w:instrText>
+            <w:instrText xml:space="preserve"> PAGEREF _Toc8695 \h </w:instrText>
           </w:r>
           <w:r>
             <w:fldChar w:fldCharType="separate"/>
@@ -1956,7 +1933,7 @@
             <w:fldChar w:fldCharType="begin"/>
           </w:r>
           <w:r>
-            <w:instrText xml:space="preserve"> HYPERLINK \l _Toc12217 </w:instrText>
+            <w:instrText xml:space="preserve"> HYPERLINK \l _Toc10853 </w:instrText>
           </w:r>
           <w:r>
             <w:fldChar w:fldCharType="separate"/>
@@ -1975,7 +1952,7 @@
             <w:fldChar w:fldCharType="begin"/>
           </w:r>
           <w:r>
-            <w:instrText xml:space="preserve"> PAGEREF _Toc12217 \h </w:instrText>
+            <w:instrText xml:space="preserve"> PAGEREF _Toc10853 \h </w:instrText>
           </w:r>
           <w:r>
             <w:fldChar w:fldCharType="separate"/>
@@ -2001,7 +1978,7 @@
             <w:fldChar w:fldCharType="begin"/>
           </w:r>
           <w:r>
-            <w:instrText xml:space="preserve"> HYPERLINK \l _Toc18702 </w:instrText>
+            <w:instrText xml:space="preserve"> HYPERLINK \l _Toc14489 </w:instrText>
           </w:r>
           <w:r>
             <w:fldChar w:fldCharType="separate"/>
@@ -2020,7 +1997,7 @@
             <w:fldChar w:fldCharType="begin"/>
           </w:r>
           <w:r>
-            <w:instrText xml:space="preserve"> PAGEREF _Toc18702 \h </w:instrText>
+            <w:instrText xml:space="preserve"> PAGEREF _Toc14489 \h </w:instrText>
           </w:r>
           <w:r>
             <w:fldChar w:fldCharType="separate"/>
@@ -2046,7 +2023,7 @@
             <w:fldChar w:fldCharType="begin"/>
           </w:r>
           <w:r>
-            <w:instrText xml:space="preserve"> HYPERLINK \l _Toc1552 </w:instrText>
+            <w:instrText xml:space="preserve"> HYPERLINK \l _Toc23348 </w:instrText>
           </w:r>
           <w:r>
             <w:fldChar w:fldCharType="separate"/>
@@ -2065,7 +2042,7 @@
             <w:fldChar w:fldCharType="begin"/>
           </w:r>
           <w:r>
-            <w:instrText xml:space="preserve"> PAGEREF _Toc1552 \h </w:instrText>
+            <w:instrText xml:space="preserve"> PAGEREF _Toc23348 \h </w:instrText>
           </w:r>
           <w:r>
             <w:fldChar w:fldCharType="separate"/>
@@ -2091,7 +2068,7 @@
             <w:fldChar w:fldCharType="begin"/>
           </w:r>
           <w:r>
-            <w:instrText xml:space="preserve"> HYPERLINK \l _Toc29369 </w:instrText>
+            <w:instrText xml:space="preserve"> HYPERLINK \l _Toc171 </w:instrText>
           </w:r>
           <w:r>
             <w:fldChar w:fldCharType="separate"/>
@@ -2110,7 +2087,7 @@
             <w:fldChar w:fldCharType="begin"/>
           </w:r>
           <w:r>
-            <w:instrText xml:space="preserve"> PAGEREF _Toc29369 \h </w:instrText>
+            <w:instrText xml:space="preserve"> PAGEREF _Toc171 \h </w:instrText>
           </w:r>
           <w:r>
             <w:fldChar w:fldCharType="separate"/>
@@ -2136,7 +2113,7 @@
             <w:fldChar w:fldCharType="begin"/>
           </w:r>
           <w:r>
-            <w:instrText xml:space="preserve"> HYPERLINK \l _Toc17821 </w:instrText>
+            <w:instrText xml:space="preserve"> HYPERLINK \l _Toc18851 </w:instrText>
           </w:r>
           <w:r>
             <w:fldChar w:fldCharType="separate"/>
@@ -2155,7 +2132,7 @@
             <w:fldChar w:fldCharType="begin"/>
           </w:r>
           <w:r>
-            <w:instrText xml:space="preserve"> PAGEREF _Toc17821 \h </w:instrText>
+            <w:instrText xml:space="preserve"> PAGEREF _Toc18851 \h </w:instrText>
           </w:r>
           <w:r>
             <w:fldChar w:fldCharType="separate"/>
@@ -2181,7 +2158,7 @@
             <w:fldChar w:fldCharType="begin"/>
           </w:r>
           <w:r>
-            <w:instrText xml:space="preserve"> HYPERLINK \l _Toc13956 </w:instrText>
+            <w:instrText xml:space="preserve"> HYPERLINK \l _Toc24340 </w:instrText>
           </w:r>
           <w:r>
             <w:fldChar w:fldCharType="separate"/>
@@ -2200,7 +2177,7 @@
             <w:fldChar w:fldCharType="begin"/>
           </w:r>
           <w:r>
-            <w:instrText xml:space="preserve"> PAGEREF _Toc13956 \h </w:instrText>
+            <w:instrText xml:space="preserve"> PAGEREF _Toc24340 \h </w:instrText>
           </w:r>
           <w:r>
             <w:fldChar w:fldCharType="separate"/>
@@ -2226,7 +2203,7 @@
             <w:fldChar w:fldCharType="begin"/>
           </w:r>
           <w:r>
-            <w:instrText xml:space="preserve"> HYPERLINK \l _Toc19080 </w:instrText>
+            <w:instrText xml:space="preserve"> HYPERLINK \l _Toc14432 </w:instrText>
           </w:r>
           <w:r>
             <w:fldChar w:fldCharType="separate"/>
@@ -2245,7 +2222,7 @@
             <w:fldChar w:fldCharType="begin"/>
           </w:r>
           <w:r>
-            <w:instrText xml:space="preserve"> PAGEREF _Toc19080 \h </w:instrText>
+            <w:instrText xml:space="preserve"> PAGEREF _Toc14432 \h </w:instrText>
           </w:r>
           <w:r>
             <w:fldChar w:fldCharType="separate"/>
@@ -2271,7 +2248,7 @@
             <w:fldChar w:fldCharType="begin"/>
           </w:r>
           <w:r>
-            <w:instrText xml:space="preserve"> HYPERLINK \l _Toc12287 </w:instrText>
+            <w:instrText xml:space="preserve"> HYPERLINK \l _Toc24462 </w:instrText>
           </w:r>
           <w:r>
             <w:fldChar w:fldCharType="separate"/>
@@ -2290,7 +2267,7 @@
             <w:fldChar w:fldCharType="begin"/>
           </w:r>
           <w:r>
-            <w:instrText xml:space="preserve"> PAGEREF _Toc12287 \h </w:instrText>
+            <w:instrText xml:space="preserve"> PAGEREF _Toc24462 \h </w:instrText>
           </w:r>
           <w:r>
             <w:fldChar w:fldCharType="separate"/>
@@ -2316,7 +2293,7 @@
             <w:fldChar w:fldCharType="begin"/>
           </w:r>
           <w:r>
-            <w:instrText xml:space="preserve"> HYPERLINK \l _Toc23043 </w:instrText>
+            <w:instrText xml:space="preserve"> HYPERLINK \l _Toc4350 </w:instrText>
           </w:r>
           <w:r>
             <w:fldChar w:fldCharType="separate"/>
@@ -2335,7 +2312,7 @@
             <w:fldChar w:fldCharType="begin"/>
           </w:r>
           <w:r>
-            <w:instrText xml:space="preserve"> PAGEREF _Toc23043 \h </w:instrText>
+            <w:instrText xml:space="preserve"> PAGEREF _Toc4350 \h </w:instrText>
           </w:r>
           <w:r>
             <w:fldChar w:fldCharType="separate"/>
@@ -2361,7 +2338,7 @@
             <w:fldChar w:fldCharType="begin"/>
           </w:r>
           <w:r>
-            <w:instrText xml:space="preserve"> HYPERLINK \l _Toc20466 </w:instrText>
+            <w:instrText xml:space="preserve"> HYPERLINK \l _Toc1844 </w:instrText>
           </w:r>
           <w:r>
             <w:fldChar w:fldCharType="separate"/>
@@ -2380,7 +2357,7 @@
             <w:fldChar w:fldCharType="begin"/>
           </w:r>
           <w:r>
-            <w:instrText xml:space="preserve"> PAGEREF _Toc20466 \h </w:instrText>
+            <w:instrText xml:space="preserve"> PAGEREF _Toc1844 \h </w:instrText>
           </w:r>
           <w:r>
             <w:fldChar w:fldCharType="separate"/>
@@ -2406,7 +2383,7 @@
             <w:fldChar w:fldCharType="begin"/>
           </w:r>
           <w:r>
-            <w:instrText xml:space="preserve"> HYPERLINK \l _Toc18594 </w:instrText>
+            <w:instrText xml:space="preserve"> HYPERLINK \l _Toc18100 </w:instrText>
           </w:r>
           <w:r>
             <w:fldChar w:fldCharType="separate"/>
@@ -2425,7 +2402,7 @@
             <w:fldChar w:fldCharType="begin"/>
           </w:r>
           <w:r>
-            <w:instrText xml:space="preserve"> PAGEREF _Toc18594 \h </w:instrText>
+            <w:instrText xml:space="preserve"> PAGEREF _Toc18100 \h </w:instrText>
           </w:r>
           <w:r>
             <w:fldChar w:fldCharType="separate"/>
@@ -2532,7 +2509,7 @@
           <w:lang w:val="en-US" w:eastAsia="zh-CN"/>
         </w:rPr>
       </w:pPr>
-      <w:bookmarkStart w:id="7" w:name="_Toc2214"/>
+      <w:bookmarkStart w:id="7" w:name="_Toc23923"/>
       <w:r>
         <w:rPr>
           <w:rFonts w:hint="default"/>
@@ -2594,7 +2571,7 @@
           <w:lang w:val="en-US" w:eastAsia="zh-CN"/>
         </w:rPr>
       </w:pPr>
-      <w:bookmarkStart w:id="8" w:name="_Toc14622"/>
+      <w:bookmarkStart w:id="8" w:name="_Toc8695"/>
       <w:r>
         <w:rPr>
           <w:rFonts w:hint="default"/>
@@ -2780,7 +2757,7 @@
           <w:lang w:val="en-US" w:eastAsia="zh-CN"/>
         </w:rPr>
       </w:pPr>
-      <w:bookmarkStart w:id="9" w:name="_Toc12217"/>
+      <w:bookmarkStart w:id="9" w:name="_Toc10853"/>
       <w:r>
         <w:rPr>
           <w:rFonts w:hint="default"/>
@@ -4496,7 +4473,7 @@
           <w:lang w:val="en-US" w:eastAsia="zh-CN"/>
         </w:rPr>
       </w:pPr>
-      <w:bookmarkStart w:id="10" w:name="_Toc18702"/>
+      <w:bookmarkStart w:id="10" w:name="_Toc14489"/>
       <w:r>
         <w:rPr>
           <w:rFonts w:hint="default"/>
@@ -4528,7 +4505,7 @@
           <w:lang w:val="en-US" w:eastAsia="zh-CN"/>
         </w:rPr>
       </w:pPr>
-      <w:bookmarkStart w:id="11" w:name="_Toc1552"/>
+      <w:bookmarkStart w:id="11" w:name="_Toc23348"/>
       <w:r>
         <w:rPr>
           <w:rFonts w:hint="default"/>
@@ -4577,6 +4554,7 @@
             <w:insideH w:val="none" w:color="auto" w:sz="0" w:space="0"/>
             <w:insideV w:val="none" w:color="auto" w:sz="0" w:space="0"/>
           </w:tblBorders>
+          <w:shd w:val="clear" w:color="auto" w:fill="FFFFFF"/>
           <w:tblCellMar>
             <w:top w:w="15" w:type="dxa"/>
             <w:left w:w="15" w:type="dxa"/>
@@ -6036,6 +6014,7 @@
             <w:insideH w:val="none" w:color="auto" w:sz="0" w:space="0"/>
             <w:insideV w:val="none" w:color="auto" w:sz="0" w:space="0"/>
           </w:tblBorders>
+          <w:shd w:val="clear" w:color="auto" w:fill="FFFFFF"/>
           <w:tblCellMar>
             <w:top w:w="15" w:type="dxa"/>
             <w:left w:w="15" w:type="dxa"/>
@@ -6411,7 +6390,7 @@
           <w:lang w:val="en-US" w:eastAsia="zh-CN"/>
         </w:rPr>
       </w:pPr>
-      <w:bookmarkStart w:id="12" w:name="_Toc29369"/>
+      <w:bookmarkStart w:id="12" w:name="_Toc171"/>
       <w:r>
         <w:rPr>
           <w:rFonts w:hint="default"/>
@@ -6459,6 +6438,7 @@
             <w:insideH w:val="none" w:color="auto" w:sz="0" w:space="0"/>
             <w:insideV w:val="none" w:color="auto" w:sz="0" w:space="0"/>
           </w:tblBorders>
+          <w:shd w:val="clear" w:color="auto" w:fill="FFFFFF"/>
           <w:tblCellMar>
             <w:top w:w="15" w:type="dxa"/>
             <w:left w:w="15" w:type="dxa"/>
@@ -7057,7 +7037,6 @@
             <w:insideH w:val="none" w:color="auto" w:sz="0" w:space="0"/>
             <w:insideV w:val="none" w:color="auto" w:sz="0" w:space="0"/>
           </w:tblBorders>
-          <w:shd w:val="clear" w:color="auto" w:fill="FFFFFF"/>
           <w:tblCellMar>
             <w:top w:w="15" w:type="dxa"/>
             <w:left w:w="15" w:type="dxa"/>
@@ -7352,7 +7331,6 @@
             <w:insideH w:val="none" w:color="auto" w:sz="0" w:space="0"/>
             <w:insideV w:val="none" w:color="auto" w:sz="0" w:space="0"/>
           </w:tblBorders>
-          <w:shd w:val="clear" w:color="auto" w:fill="FFFFFF"/>
           <w:tblCellMar>
             <w:top w:w="15" w:type="dxa"/>
             <w:left w:w="15" w:type="dxa"/>
@@ -7955,7 +7933,7 @@
           <w:lang w:val="en-US" w:eastAsia="zh-CN"/>
         </w:rPr>
       </w:pPr>
-      <w:bookmarkStart w:id="13" w:name="_Toc17821"/>
+      <w:bookmarkStart w:id="13" w:name="_Toc18851"/>
       <w:r>
         <w:rPr>
           <w:rFonts w:hint="default"/>
@@ -8077,7 +8055,7 @@
           <w:lang w:val="en-US" w:eastAsia="zh-CN"/>
         </w:rPr>
       </w:pPr>
-      <w:bookmarkStart w:id="14" w:name="_Toc13956"/>
+      <w:bookmarkStart w:id="14" w:name="_Toc24340"/>
       <w:r>
         <w:rPr>
           <w:rFonts w:hint="default"/>
@@ -8429,7 +8407,6 @@
             <w:insideH w:val="none" w:color="auto" w:sz="0" w:space="0"/>
             <w:insideV w:val="none" w:color="auto" w:sz="0" w:space="0"/>
           </w:tblBorders>
-          <w:shd w:val="clear" w:color="auto" w:fill="FFFFFF"/>
           <w:tblCellMar>
             <w:top w:w="15" w:type="dxa"/>
             <w:left w:w="15" w:type="dxa"/>
@@ -8724,7 +8701,6 @@
             <w:insideH w:val="none" w:color="auto" w:sz="0" w:space="0"/>
             <w:insideV w:val="none" w:color="auto" w:sz="0" w:space="0"/>
           </w:tblBorders>
-          <w:shd w:val="clear" w:color="auto" w:fill="FFFFFF"/>
           <w:tblCellMar>
             <w:top w:w="15" w:type="dxa"/>
             <w:left w:w="15" w:type="dxa"/>
@@ -9019,7 +8995,6 @@
             <w:insideH w:val="none" w:color="auto" w:sz="0" w:space="0"/>
             <w:insideV w:val="none" w:color="auto" w:sz="0" w:space="0"/>
           </w:tblBorders>
-          <w:shd w:val="clear" w:color="auto" w:fill="FFFFFF"/>
           <w:tblCellMar>
             <w:top w:w="15" w:type="dxa"/>
             <w:left w:w="15" w:type="dxa"/>
@@ -9314,7 +9289,6 @@
             <w:insideH w:val="none" w:color="auto" w:sz="0" w:space="0"/>
             <w:insideV w:val="none" w:color="auto" w:sz="0" w:space="0"/>
           </w:tblBorders>
-          <w:shd w:val="clear" w:color="auto" w:fill="FFFFFF"/>
           <w:tblCellMar>
             <w:top w:w="15" w:type="dxa"/>
             <w:left w:w="15" w:type="dxa"/>
@@ -9622,7 +9596,7 @@
           <w:lang w:val="en-US" w:eastAsia="zh-CN"/>
         </w:rPr>
       </w:pPr>
-      <w:bookmarkStart w:id="15" w:name="_Toc19080"/>
+      <w:bookmarkStart w:id="15" w:name="_Toc14432"/>
       <w:r>
         <w:rPr>
           <w:rFonts w:hint="default"/>
@@ -9641,7 +9615,7 @@
           <w:lang w:val="en-US" w:eastAsia="zh-CN"/>
         </w:rPr>
       </w:pPr>
-      <w:bookmarkStart w:id="16" w:name="_Toc12287"/>
+      <w:bookmarkStart w:id="16" w:name="_Toc24462"/>
       <w:r>
         <w:rPr>
           <w:rFonts w:hint="default"/>
@@ -9677,7 +9651,7 @@
           <w:lang w:val="en-US" w:eastAsia="zh-CN"/>
         </w:rPr>
       </w:pPr>
-      <w:bookmarkStart w:id="17" w:name="_Toc23043"/>
+      <w:bookmarkStart w:id="17" w:name="_Toc4350"/>
       <w:r>
         <w:rPr>
           <w:rFonts w:hint="default"/>
@@ -9764,7 +9738,7 @@
           <w:lang w:val="en-US" w:eastAsia="zh-CN"/>
         </w:rPr>
       </w:pPr>
-      <w:bookmarkStart w:id="18" w:name="_Toc20466"/>
+      <w:bookmarkStart w:id="18" w:name="_Toc1844"/>
       <w:r>
         <w:rPr>
           <w:rFonts w:hint="default"/>
@@ -9830,7 +9804,7 @@
           <w:lang w:val="en-US" w:eastAsia="zh-CN"/>
         </w:rPr>
       </w:pPr>
-      <w:bookmarkStart w:id="19" w:name="_Toc18594"/>
+      <w:bookmarkStart w:id="19" w:name="_Toc18100"/>
       <w:r>
         <w:rPr>
           <w:rFonts w:hint="default"/>
